--- a/output_reports/Trụ T1_Bao_cao.docx
+++ b/output_reports/Trụ T1_Bao_cao.docx
@@ -70,8 +70,8 @@
             <w:tcMar>
               <w:top w:w="100" w:type="dxa"/>
               <w:bottom w:w="100" w:type="dxa"/>
-              <w:left w:w="100" w:type="dxa"/>
-              <w:right w:w="100" w:type="dxa"/>
+              <w:left w:w="90" w:type="dxa"/>
+              <w:right w:w="90" w:type="dxa"/>
             </w:tcMar>
           </w:tcPr>
           <w:p>
@@ -96,8 +96,8 @@
             <w:tcMar>
               <w:top w:w="100" w:type="dxa"/>
               <w:bottom w:w="100" w:type="dxa"/>
-              <w:left w:w="100" w:type="dxa"/>
-              <w:right w:w="100" w:type="dxa"/>
+              <w:left w:w="90" w:type="dxa"/>
+              <w:right w:w="90" w:type="dxa"/>
             </w:tcMar>
           </w:tcPr>
           <w:p>
@@ -122,8 +122,8 @@
             <w:tcMar>
               <w:top w:w="100" w:type="dxa"/>
               <w:bottom w:w="100" w:type="dxa"/>
-              <w:left w:w="100" w:type="dxa"/>
-              <w:right w:w="100" w:type="dxa"/>
+              <w:left w:w="90" w:type="dxa"/>
+              <w:right w:w="90" w:type="dxa"/>
             </w:tcMar>
           </w:tcPr>
           <w:p>
@@ -148,8 +148,8 @@
             <w:tcMar>
               <w:top w:w="100" w:type="dxa"/>
               <w:bottom w:w="100" w:type="dxa"/>
-              <w:left w:w="100" w:type="dxa"/>
-              <w:right w:w="100" w:type="dxa"/>
+              <w:left w:w="90" w:type="dxa"/>
+              <w:right w:w="90" w:type="dxa"/>
             </w:tcMar>
           </w:tcPr>
           <w:p>
@@ -174,8 +174,8 @@
             <w:tcMar>
               <w:top w:w="100" w:type="dxa"/>
               <w:bottom w:w="100" w:type="dxa"/>
-              <w:left w:w="100" w:type="dxa"/>
-              <w:right w:w="100" w:type="dxa"/>
+              <w:left w:w="90" w:type="dxa"/>
+              <w:right w:w="90" w:type="dxa"/>
             </w:tcMar>
           </w:tcPr>
           <w:p>
@@ -202,8 +202,8 @@
             <w:tcMar>
               <w:top w:w="60" w:type="dxa"/>
               <w:bottom w:w="60" w:type="dxa"/>
-              <w:left w:w="90" w:type="dxa"/>
-              <w:right w:w="90" w:type="dxa"/>
+              <w:left w:w="80" w:type="dxa"/>
+              <w:right w:w="80" w:type="dxa"/>
             </w:tcMar>
           </w:tcPr>
           <w:p>
@@ -226,8 +226,8 @@
             <w:tcMar>
               <w:top w:w="60" w:type="dxa"/>
               <w:bottom w:w="60" w:type="dxa"/>
-              <w:left w:w="90" w:type="dxa"/>
-              <w:right w:w="90" w:type="dxa"/>
+              <w:left w:w="80" w:type="dxa"/>
+              <w:right w:w="80" w:type="dxa"/>
             </w:tcMar>
           </w:tcPr>
           <w:p>
@@ -250,8 +250,8 @@
             <w:tcMar>
               <w:top w:w="60" w:type="dxa"/>
               <w:bottom w:w="60" w:type="dxa"/>
-              <w:left w:w="90" w:type="dxa"/>
-              <w:right w:w="90" w:type="dxa"/>
+              <w:left w:w="80" w:type="dxa"/>
+              <w:right w:w="80" w:type="dxa"/>
             </w:tcMar>
           </w:tcPr>
           <w:p>
@@ -274,8 +274,8 @@
             <w:tcMar>
               <w:top w:w="60" w:type="dxa"/>
               <w:bottom w:w="60" w:type="dxa"/>
-              <w:left w:w="90" w:type="dxa"/>
-              <w:right w:w="90" w:type="dxa"/>
+              <w:left w:w="80" w:type="dxa"/>
+              <w:right w:w="80" w:type="dxa"/>
             </w:tcMar>
           </w:tcPr>
           <w:p>
@@ -298,8 +298,8 @@
             <w:tcMar>
               <w:top w:w="60" w:type="dxa"/>
               <w:bottom w:w="60" w:type="dxa"/>
-              <w:left w:w="90" w:type="dxa"/>
-              <w:right w:w="90" w:type="dxa"/>
+              <w:left w:w="80" w:type="dxa"/>
+              <w:right w:w="80" w:type="dxa"/>
             </w:tcMar>
           </w:tcPr>
           <w:p>
@@ -326,8 +326,8 @@
             <w:tcMar>
               <w:top w:w="60" w:type="dxa"/>
               <w:bottom w:w="60" w:type="dxa"/>
-              <w:left w:w="90" w:type="dxa"/>
-              <w:right w:w="90" w:type="dxa"/>
+              <w:left w:w="80" w:type="dxa"/>
+              <w:right w:w="80" w:type="dxa"/>
             </w:tcMar>
           </w:tcPr>
           <w:p>
@@ -350,8 +350,8 @@
             <w:tcMar>
               <w:top w:w="60" w:type="dxa"/>
               <w:bottom w:w="60" w:type="dxa"/>
-              <w:left w:w="90" w:type="dxa"/>
-              <w:right w:w="90" w:type="dxa"/>
+              <w:left w:w="80" w:type="dxa"/>
+              <w:right w:w="80" w:type="dxa"/>
             </w:tcMar>
           </w:tcPr>
           <w:p>
@@ -374,8 +374,8 @@
             <w:tcMar>
               <w:top w:w="60" w:type="dxa"/>
               <w:bottom w:w="60" w:type="dxa"/>
-              <w:left w:w="90" w:type="dxa"/>
-              <w:right w:w="90" w:type="dxa"/>
+              <w:left w:w="80" w:type="dxa"/>
+              <w:right w:w="80" w:type="dxa"/>
             </w:tcMar>
           </w:tcPr>
           <w:p>
@@ -398,8 +398,8 @@
             <w:tcMar>
               <w:top w:w="60" w:type="dxa"/>
               <w:bottom w:w="60" w:type="dxa"/>
-              <w:left w:w="90" w:type="dxa"/>
-              <w:right w:w="90" w:type="dxa"/>
+              <w:left w:w="80" w:type="dxa"/>
+              <w:right w:w="80" w:type="dxa"/>
             </w:tcMar>
           </w:tcPr>
           <w:p>
@@ -422,8 +422,8 @@
             <w:tcMar>
               <w:top w:w="60" w:type="dxa"/>
               <w:bottom w:w="60" w:type="dxa"/>
-              <w:left w:w="90" w:type="dxa"/>
-              <w:right w:w="90" w:type="dxa"/>
+              <w:left w:w="80" w:type="dxa"/>
+              <w:right w:w="80" w:type="dxa"/>
             </w:tcMar>
           </w:tcPr>
           <w:p>
@@ -450,8 +450,8 @@
             <w:tcMar>
               <w:top w:w="60" w:type="dxa"/>
               <w:bottom w:w="60" w:type="dxa"/>
-              <w:left w:w="90" w:type="dxa"/>
-              <w:right w:w="90" w:type="dxa"/>
+              <w:left w:w="80" w:type="dxa"/>
+              <w:right w:w="80" w:type="dxa"/>
             </w:tcMar>
           </w:tcPr>
           <w:p>
@@ -463,7 +463,7 @@
                 <w:rFonts w:ascii="Times New Roman" w:hAnsi="Times New Roman"/>
                 <w:sz w:val="17"/>
               </w:rPr>
-              <w:t>3. Thân trụ: Kiểm toán nứt fss</w:t>
+              <w:t>3. Thân trụ: Ứng suất nứt fss</w:t>
             </w:r>
           </w:p>
         </w:tc>
@@ -474,8 +474,8 @@
             <w:tcMar>
               <w:top w:w="60" w:type="dxa"/>
               <w:bottom w:w="60" w:type="dxa"/>
-              <w:left w:w="90" w:type="dxa"/>
-              <w:right w:w="90" w:type="dxa"/>
+              <w:left w:w="80" w:type="dxa"/>
+              <w:right w:w="80" w:type="dxa"/>
             </w:tcMar>
           </w:tcPr>
           <w:p>
@@ -498,8 +498,8 @@
             <w:tcMar>
               <w:top w:w="60" w:type="dxa"/>
               <w:bottom w:w="60" w:type="dxa"/>
-              <w:left w:w="90" w:type="dxa"/>
-              <w:right w:w="90" w:type="dxa"/>
+              <w:left w:w="80" w:type="dxa"/>
+              <w:right w:w="80" w:type="dxa"/>
             </w:tcMar>
           </w:tcPr>
           <w:p>
@@ -522,8 +522,8 @@
             <w:tcMar>
               <w:top w:w="60" w:type="dxa"/>
               <w:bottom w:w="60" w:type="dxa"/>
-              <w:left w:w="90" w:type="dxa"/>
-              <w:right w:w="90" w:type="dxa"/>
+              <w:left w:w="80" w:type="dxa"/>
+              <w:right w:w="80" w:type="dxa"/>
             </w:tcMar>
           </w:tcPr>
           <w:p>
@@ -546,8 +546,8 @@
             <w:tcMar>
               <w:top w:w="60" w:type="dxa"/>
               <w:bottom w:w="60" w:type="dxa"/>
-              <w:left w:w="90" w:type="dxa"/>
-              <w:right w:w="90" w:type="dxa"/>
+              <w:left w:w="80" w:type="dxa"/>
+              <w:right w:w="80" w:type="dxa"/>
             </w:tcMar>
           </w:tcPr>
           <w:p>
@@ -574,8 +574,8 @@
             <w:tcMar>
               <w:top w:w="60" w:type="dxa"/>
               <w:bottom w:w="60" w:type="dxa"/>
-              <w:left w:w="90" w:type="dxa"/>
-              <w:right w:w="90" w:type="dxa"/>
+              <w:left w:w="80" w:type="dxa"/>
+              <w:right w:w="80" w:type="dxa"/>
             </w:tcMar>
           </w:tcPr>
           <w:p>
@@ -587,7 +587,7 @@
                 <w:rFonts w:ascii="Times New Roman" w:hAnsi="Times New Roman"/>
                 <w:sz w:val="17"/>
               </w:rPr>
-              <w:t>4. Thân trụ: Hàm lượng thép rho</w:t>
+              <w:t>4. Xà mũ: Sức kháng uốn</w:t>
             </w:r>
           </w:p>
         </w:tc>
@@ -598,8 +598,8 @@
             <w:tcMar>
               <w:top w:w="60" w:type="dxa"/>
               <w:bottom w:w="60" w:type="dxa"/>
-              <w:left w:w="90" w:type="dxa"/>
-              <w:right w:w="90" w:type="dxa"/>
+              <w:left w:w="80" w:type="dxa"/>
+              <w:right w:w="80" w:type="dxa"/>
             </w:tcMar>
           </w:tcPr>
           <w:p>
@@ -611,7 +611,7 @@
                 <w:rFonts w:ascii="Times New Roman" w:hAnsi="Times New Roman"/>
                 <w:sz w:val="17"/>
               </w:rPr>
-              <w:t>rho = 0.92%</w:t>
+              <w:t>Mu = 69172.1 kNm</w:t>
             </w:r>
           </w:p>
         </w:tc>
@@ -622,8 +622,8 @@
             <w:tcMar>
               <w:top w:w="60" w:type="dxa"/>
               <w:bottom w:w="60" w:type="dxa"/>
-              <w:left w:w="90" w:type="dxa"/>
-              <w:right w:w="90" w:type="dxa"/>
+              <w:left w:w="80" w:type="dxa"/>
+              <w:right w:w="80" w:type="dxa"/>
             </w:tcMar>
           </w:tcPr>
           <w:p>
@@ -635,7 +635,7 @@
                 <w:rFonts w:ascii="Times New Roman" w:hAnsi="Times New Roman"/>
                 <w:sz w:val="17"/>
               </w:rPr>
-              <w:t>1.0% &lt;= rho &lt;= 4.0%</w:t>
+              <w:t>Mr = 99449.9 kNm</w:t>
             </w:r>
           </w:p>
         </w:tc>
@@ -646,8 +646,8 @@
             <w:tcMar>
               <w:top w:w="60" w:type="dxa"/>
               <w:bottom w:w="60" w:type="dxa"/>
-              <w:left w:w="90" w:type="dxa"/>
-              <w:right w:w="90" w:type="dxa"/>
+              <w:left w:w="80" w:type="dxa"/>
+              <w:right w:w="80" w:type="dxa"/>
             </w:tcMar>
           </w:tcPr>
           <w:p>
@@ -659,7 +659,7 @@
                 <w:rFonts w:ascii="Times New Roman" w:hAnsi="Times New Roman"/>
                 <w:sz w:val="17"/>
               </w:rPr>
-              <w:t>—</w:t>
+              <w:t>0.70</w:t>
             </w:r>
           </w:p>
         </w:tc>
@@ -670,8 +670,256 @@
             <w:tcMar>
               <w:top w:w="60" w:type="dxa"/>
               <w:bottom w:w="60" w:type="dxa"/>
-              <w:left w:w="90" w:type="dxa"/>
-              <w:right w:w="90" w:type="dxa"/>
+              <w:left w:w="80" w:type="dxa"/>
+              <w:right w:w="80" w:type="dxa"/>
+            </w:tcMar>
+          </w:tcPr>
+          <w:p>
+            <w:pPr>
+              <w:jc w:val="center"/>
+            </w:pPr>
+            <w:r>
+              <w:rPr>
+                <w:rFonts w:ascii="Times New Roman" w:hAnsi="Times New Roman"/>
+                <w:b/>
+                <w:color w:val="008000"/>
+                <w:sz w:val="17"/>
+              </w:rPr>
+              <w:t>ĐẠT</w:t>
+            </w:r>
+          </w:p>
+        </w:tc>
+      </w:tr>
+      <w:tr>
+        <w:tc>
+          <w:tcPr>
+            <w:tcW w:type="dxa" w:w="3312"/>
+            <w:shd w:fill="FFFFFF"/>
+            <w:tcMar>
+              <w:top w:w="60" w:type="dxa"/>
+              <w:bottom w:w="60" w:type="dxa"/>
+              <w:left w:w="80" w:type="dxa"/>
+              <w:right w:w="80" w:type="dxa"/>
+            </w:tcMar>
+          </w:tcPr>
+          <w:p>
+            <w:pPr>
+              <w:jc w:val="left"/>
+            </w:pPr>
+            <w:r>
+              <w:rPr>
+                <w:rFonts w:ascii="Times New Roman" w:hAnsi="Times New Roman"/>
+                <w:sz w:val="17"/>
+              </w:rPr>
+              <w:t>5. Xà mũ: Sức kháng cắt Vr</w:t>
+            </w:r>
+          </w:p>
+        </w:tc>
+        <w:tc>
+          <w:tcPr>
+            <w:tcW w:type="dxa" w:w="2016"/>
+            <w:shd w:fill="FFFFFF"/>
+            <w:tcMar>
+              <w:top w:w="60" w:type="dxa"/>
+              <w:bottom w:w="60" w:type="dxa"/>
+              <w:left w:w="80" w:type="dxa"/>
+              <w:right w:w="80" w:type="dxa"/>
+            </w:tcMar>
+          </w:tcPr>
+          <w:p>
+            <w:pPr>
+              <w:jc w:val="right"/>
+            </w:pPr>
+            <w:r>
+              <w:rPr>
+                <w:rFonts w:ascii="Times New Roman" w:hAnsi="Times New Roman"/>
+                <w:sz w:val="17"/>
+              </w:rPr>
+              <w:t>Vu = 15441.4 kN</w:t>
+            </w:r>
+          </w:p>
+        </w:tc>
+        <w:tc>
+          <w:tcPr>
+            <w:tcW w:type="dxa" w:w="2016"/>
+            <w:shd w:fill="FFFFFF"/>
+            <w:tcMar>
+              <w:top w:w="60" w:type="dxa"/>
+              <w:bottom w:w="60" w:type="dxa"/>
+              <w:left w:w="80" w:type="dxa"/>
+              <w:right w:w="80" w:type="dxa"/>
+            </w:tcMar>
+          </w:tcPr>
+          <w:p>
+            <w:pPr>
+              <w:jc w:val="right"/>
+            </w:pPr>
+            <w:r>
+              <w:rPr>
+                <w:rFonts w:ascii="Times New Roman" w:hAnsi="Times New Roman"/>
+                <w:sz w:val="17"/>
+              </w:rPr>
+              <w:t>Vr = 25272.0 kN</w:t>
+            </w:r>
+          </w:p>
+        </w:tc>
+        <w:tc>
+          <w:tcPr>
+            <w:tcW w:type="dxa" w:w="1152"/>
+            <w:shd w:fill="FFFFFF"/>
+            <w:tcMar>
+              <w:top w:w="60" w:type="dxa"/>
+              <w:bottom w:w="60" w:type="dxa"/>
+              <w:left w:w="80" w:type="dxa"/>
+              <w:right w:w="80" w:type="dxa"/>
+            </w:tcMar>
+          </w:tcPr>
+          <w:p>
+            <w:pPr>
+              <w:jc w:val="right"/>
+            </w:pPr>
+            <w:r>
+              <w:rPr>
+                <w:rFonts w:ascii="Times New Roman" w:hAnsi="Times New Roman"/>
+                <w:sz w:val="17"/>
+              </w:rPr>
+              <w:t>0.61</w:t>
+            </w:r>
+          </w:p>
+        </w:tc>
+        <w:tc>
+          <w:tcPr>
+            <w:tcW w:type="dxa" w:w="1440"/>
+            <w:shd w:fill="FFFFFF"/>
+            <w:tcMar>
+              <w:top w:w="60" w:type="dxa"/>
+              <w:bottom w:w="60" w:type="dxa"/>
+              <w:left w:w="80" w:type="dxa"/>
+              <w:right w:w="80" w:type="dxa"/>
+            </w:tcMar>
+          </w:tcPr>
+          <w:p>
+            <w:pPr>
+              <w:jc w:val="center"/>
+            </w:pPr>
+            <w:r>
+              <w:rPr>
+                <w:rFonts w:ascii="Times New Roman" w:hAnsi="Times New Roman"/>
+                <w:b/>
+                <w:color w:val="008000"/>
+                <w:sz w:val="17"/>
+              </w:rPr>
+              <w:t>ĐẠT</w:t>
+            </w:r>
+          </w:p>
+        </w:tc>
+      </w:tr>
+      <w:tr>
+        <w:tc>
+          <w:tcPr>
+            <w:tcW w:type="dxa" w:w="3312"/>
+            <w:shd w:fill="F2F5F9"/>
+            <w:tcMar>
+              <w:top w:w="60" w:type="dxa"/>
+              <w:bottom w:w="60" w:type="dxa"/>
+              <w:left w:w="80" w:type="dxa"/>
+              <w:right w:w="80" w:type="dxa"/>
+            </w:tcMar>
+          </w:tcPr>
+          <w:p>
+            <w:pPr>
+              <w:jc w:val="left"/>
+            </w:pPr>
+            <w:r>
+              <w:rPr>
+                <w:rFonts w:ascii="Times New Roman" w:hAnsi="Times New Roman"/>
+                <w:sz w:val="17"/>
+              </w:rPr>
+              <w:t>6. Bệ trụ: Sức kháng uốn Mr</w:t>
+            </w:r>
+          </w:p>
+        </w:tc>
+        <w:tc>
+          <w:tcPr>
+            <w:tcW w:type="dxa" w:w="2016"/>
+            <w:shd w:fill="F2F5F9"/>
+            <w:tcMar>
+              <w:top w:w="60" w:type="dxa"/>
+              <w:bottom w:w="60" w:type="dxa"/>
+              <w:left w:w="80" w:type="dxa"/>
+              <w:right w:w="80" w:type="dxa"/>
+            </w:tcMar>
+          </w:tcPr>
+          <w:p>
+            <w:pPr>
+              <w:jc w:val="right"/>
+            </w:pPr>
+            <w:r>
+              <w:rPr>
+                <w:rFonts w:ascii="Times New Roman" w:hAnsi="Times New Roman"/>
+                <w:sz w:val="17"/>
+              </w:rPr>
+              <w:t>Mu = 36828.2 kNm</w:t>
+            </w:r>
+          </w:p>
+        </w:tc>
+        <w:tc>
+          <w:tcPr>
+            <w:tcW w:type="dxa" w:w="2016"/>
+            <w:shd w:fill="F2F5F9"/>
+            <w:tcMar>
+              <w:top w:w="60" w:type="dxa"/>
+              <w:bottom w:w="60" w:type="dxa"/>
+              <w:left w:w="80" w:type="dxa"/>
+              <w:right w:w="80" w:type="dxa"/>
+            </w:tcMar>
+          </w:tcPr>
+          <w:p>
+            <w:pPr>
+              <w:jc w:val="right"/>
+            </w:pPr>
+            <w:r>
+              <w:rPr>
+                <w:rFonts w:ascii="Times New Roman" w:hAnsi="Times New Roman"/>
+                <w:sz w:val="17"/>
+              </w:rPr>
+              <w:t>Mr = 39164.1 kNm</w:t>
+            </w:r>
+          </w:p>
+        </w:tc>
+        <w:tc>
+          <w:tcPr>
+            <w:tcW w:type="dxa" w:w="1152"/>
+            <w:shd w:fill="F2F5F9"/>
+            <w:tcMar>
+              <w:top w:w="60" w:type="dxa"/>
+              <w:bottom w:w="60" w:type="dxa"/>
+              <w:left w:w="80" w:type="dxa"/>
+              <w:right w:w="80" w:type="dxa"/>
+            </w:tcMar>
+          </w:tcPr>
+          <w:p>
+            <w:pPr>
+              <w:jc w:val="right"/>
+            </w:pPr>
+            <w:r>
+              <w:rPr>
+                <w:rFonts w:ascii="Times New Roman" w:hAnsi="Times New Roman"/>
+                <w:sz w:val="17"/>
+              </w:rPr>
+              <w:t>0.92</w:t>
+            </w:r>
+          </w:p>
+        </w:tc>
+        <w:tc>
+          <w:tcPr>
+            <w:tcW w:type="dxa" w:w="1440"/>
+            <w:shd w:fill="F2F5F9"/>
+            <w:tcMar>
+              <w:top w:w="60" w:type="dxa"/>
+              <w:bottom w:w="60" w:type="dxa"/>
+              <w:left w:w="80" w:type="dxa"/>
+              <w:right w:w="80" w:type="dxa"/>
             </w:tcMar>
           </w:tcPr>
           <w:p>
@@ -698,8 +946,8 @@
             <w:tcMar>
               <w:top w:w="60" w:type="dxa"/>
               <w:bottom w:w="60" w:type="dxa"/>
-              <w:left w:w="90" w:type="dxa"/>
-              <w:right w:w="90" w:type="dxa"/>
+              <w:left w:w="80" w:type="dxa"/>
+              <w:right w:w="80" w:type="dxa"/>
             </w:tcMar>
           </w:tcPr>
           <w:p>
@@ -711,7 +959,7 @@
                 <w:rFonts w:ascii="Times New Roman" w:hAnsi="Times New Roman"/>
                 <w:sz w:val="17"/>
               </w:rPr>
-              <w:t>5. Xà mũ RC: Sức kháng uốn Mr</w:t>
+              <w:t>7. Bệ trụ: Đâm thủng</w:t>
             </w:r>
           </w:p>
         </w:tc>
@@ -722,8 +970,8 @@
             <w:tcMar>
               <w:top w:w="60" w:type="dxa"/>
               <w:bottom w:w="60" w:type="dxa"/>
-              <w:left w:w="90" w:type="dxa"/>
-              <w:right w:w="90" w:type="dxa"/>
+              <w:left w:w="80" w:type="dxa"/>
+              <w:right w:w="80" w:type="dxa"/>
             </w:tcMar>
           </w:tcPr>
           <w:p>
@@ -735,7 +983,7 @@
                 <w:rFonts w:ascii="Times New Roman" w:hAnsi="Times New Roman"/>
                 <w:sz w:val="17"/>
               </w:rPr>
-              <w:t>Mu = 69172.1 kNm</w:t>
+              <w:t>Vu = 6535.5 kN</w:t>
             </w:r>
           </w:p>
         </w:tc>
@@ -746,8 +994,8 @@
             <w:tcMar>
               <w:top w:w="60" w:type="dxa"/>
               <w:bottom w:w="60" w:type="dxa"/>
-              <w:left w:w="90" w:type="dxa"/>
-              <w:right w:w="90" w:type="dxa"/>
+              <w:left w:w="80" w:type="dxa"/>
+              <w:right w:w="80" w:type="dxa"/>
             </w:tcMar>
           </w:tcPr>
           <w:p>
@@ -759,7 +1007,7 @@
                 <w:rFonts w:ascii="Times New Roman" w:hAnsi="Times New Roman"/>
                 <w:sz w:val="17"/>
               </w:rPr>
-              <w:t>Mr = 99449.9 kNm</w:t>
+              <w:t>Vr = 12060.7 kN</w:t>
             </w:r>
           </w:p>
         </w:tc>
@@ -770,8 +1018,8 @@
             <w:tcMar>
               <w:top w:w="60" w:type="dxa"/>
               <w:bottom w:w="60" w:type="dxa"/>
-              <w:left w:w="90" w:type="dxa"/>
-              <w:right w:w="90" w:type="dxa"/>
+              <w:left w:w="80" w:type="dxa"/>
+              <w:right w:w="80" w:type="dxa"/>
             </w:tcMar>
           </w:tcPr>
           <w:p>
@@ -783,7 +1031,7 @@
                 <w:rFonts w:ascii="Times New Roman" w:hAnsi="Times New Roman"/>
                 <w:sz w:val="17"/>
               </w:rPr>
-              <w:t>0.70</w:t>
+              <w:t>0.54</w:t>
             </w:r>
           </w:p>
         </w:tc>
@@ -794,8 +1042,8 @@
             <w:tcMar>
               <w:top w:w="60" w:type="dxa"/>
               <w:bottom w:w="60" w:type="dxa"/>
-              <w:left w:w="90" w:type="dxa"/>
-              <w:right w:w="90" w:type="dxa"/>
+              <w:left w:w="80" w:type="dxa"/>
+              <w:right w:w="80" w:type="dxa"/>
             </w:tcMar>
           </w:tcPr>
           <w:p>
@@ -822,8 +1070,8 @@
             <w:tcMar>
               <w:top w:w="60" w:type="dxa"/>
               <w:bottom w:w="60" w:type="dxa"/>
-              <w:left w:w="90" w:type="dxa"/>
-              <w:right w:w="90" w:type="dxa"/>
+              <w:left w:w="80" w:type="dxa"/>
+              <w:right w:w="80" w:type="dxa"/>
             </w:tcMar>
           </w:tcPr>
           <w:p>
@@ -835,7 +1083,7 @@
                 <w:rFonts w:ascii="Times New Roman" w:hAnsi="Times New Roman"/>
                 <w:sz w:val="17"/>
               </w:rPr>
-              <w:t>6. Xà mũ RC: Sức kháng cắt Vr</w:t>
+              <w:t>8. Móng cọc: TTGH Cường độ (ULS)</w:t>
             </w:r>
           </w:p>
         </w:tc>
@@ -846,8 +1094,8 @@
             <w:tcMar>
               <w:top w:w="60" w:type="dxa"/>
               <w:bottom w:w="60" w:type="dxa"/>
-              <w:left w:w="90" w:type="dxa"/>
-              <w:right w:w="90" w:type="dxa"/>
+              <w:left w:w="80" w:type="dxa"/>
+              <w:right w:w="80" w:type="dxa"/>
             </w:tcMar>
           </w:tcPr>
           <w:p>
@@ -859,7 +1107,7 @@
                 <w:rFonts w:ascii="Times New Roman" w:hAnsi="Times New Roman"/>
                 <w:sz w:val="17"/>
               </w:rPr>
-              <w:t>Vu = 15441.4 kN</w:t>
+              <w:t>Pmax = 6535.5 kN</w:t>
             </w:r>
           </w:p>
         </w:tc>
@@ -870,8 +1118,8 @@
             <w:tcMar>
               <w:top w:w="60" w:type="dxa"/>
               <w:bottom w:w="60" w:type="dxa"/>
-              <w:left w:w="90" w:type="dxa"/>
-              <w:right w:w="90" w:type="dxa"/>
+              <w:left w:w="80" w:type="dxa"/>
+              <w:right w:w="80" w:type="dxa"/>
             </w:tcMar>
           </w:tcPr>
           <w:p>
@@ -883,7 +1131,7 @@
                 <w:rFonts w:ascii="Times New Roman" w:hAnsi="Times New Roman"/>
                 <w:sz w:val="17"/>
               </w:rPr>
-              <w:t>Vr = 25272.0 kN</w:t>
+              <w:t>φRn = 6710.2 kN</w:t>
             </w:r>
           </w:p>
         </w:tc>
@@ -894,8 +1142,8 @@
             <w:tcMar>
               <w:top w:w="60" w:type="dxa"/>
               <w:bottom w:w="60" w:type="dxa"/>
-              <w:left w:w="90" w:type="dxa"/>
-              <w:right w:w="90" w:type="dxa"/>
+              <w:left w:w="80" w:type="dxa"/>
+              <w:right w:w="80" w:type="dxa"/>
             </w:tcMar>
           </w:tcPr>
           <w:p>
@@ -907,7 +1155,7 @@
                 <w:rFonts w:ascii="Times New Roman" w:hAnsi="Times New Roman"/>
                 <w:sz w:val="17"/>
               </w:rPr>
-              <w:t>0.61</w:t>
+              <w:t>0.97</w:t>
             </w:r>
           </w:p>
         </w:tc>
@@ -918,8 +1166,8 @@
             <w:tcMar>
               <w:top w:w="60" w:type="dxa"/>
               <w:bottom w:w="60" w:type="dxa"/>
-              <w:left w:w="90" w:type="dxa"/>
-              <w:right w:w="90" w:type="dxa"/>
+              <w:left w:w="80" w:type="dxa"/>
+              <w:right w:w="80" w:type="dxa"/>
             </w:tcMar>
           </w:tcPr>
           <w:p>
@@ -946,8 +1194,8 @@
             <w:tcMar>
               <w:top w:w="60" w:type="dxa"/>
               <w:bottom w:w="60" w:type="dxa"/>
-              <w:left w:w="90" w:type="dxa"/>
-              <w:right w:w="90" w:type="dxa"/>
+              <w:left w:w="80" w:type="dxa"/>
+              <w:right w:w="80" w:type="dxa"/>
             </w:tcMar>
           </w:tcPr>
           <w:p>
@@ -959,7 +1207,7 @@
                 <w:rFonts w:ascii="Times New Roman" w:hAnsi="Times New Roman"/>
                 <w:sz w:val="17"/>
               </w:rPr>
-              <w:t>7. Xà mũ RC: Ứng suất nứt fss</w:t>
+              <w:t>9. Móng cọc: TTGH Đặc biệt (EXTREME)</w:t>
             </w:r>
           </w:p>
         </w:tc>
@@ -970,8 +1218,8 @@
             <w:tcMar>
               <w:top w:w="60" w:type="dxa"/>
               <w:bottom w:w="60" w:type="dxa"/>
-              <w:left w:w="90" w:type="dxa"/>
-              <w:right w:w="90" w:type="dxa"/>
+              <w:left w:w="80" w:type="dxa"/>
+              <w:right w:w="80" w:type="dxa"/>
             </w:tcMar>
           </w:tcPr>
           <w:p>
@@ -983,7 +1231,7 @@
                 <w:rFonts w:ascii="Times New Roman" w:hAnsi="Times New Roman"/>
                 <w:sz w:val="17"/>
               </w:rPr>
-              <w:t>fss = 194.1 MPa</w:t>
+              <w:t>Pmax = 6163.1 kN</w:t>
             </w:r>
           </w:p>
         </w:tc>
@@ -994,8 +1242,8 @@
             <w:tcMar>
               <w:top w:w="60" w:type="dxa"/>
               <w:bottom w:w="60" w:type="dxa"/>
-              <w:left w:w="90" w:type="dxa"/>
-              <w:right w:w="90" w:type="dxa"/>
+              <w:left w:w="80" w:type="dxa"/>
+              <w:right w:w="80" w:type="dxa"/>
             </w:tcMar>
           </w:tcPr>
           <w:p>
@@ -1007,7 +1255,7 @@
                 <w:rFonts w:ascii="Times New Roman" w:hAnsi="Times New Roman"/>
                 <w:sz w:val="17"/>
               </w:rPr>
-              <w:t>fsa = 240.0 MPa</w:t>
+              <w:t>Rn,ext = 10927.1 kN (φ=1.0)</w:t>
             </w:r>
           </w:p>
         </w:tc>
@@ -1018,8 +1266,8 @@
             <w:tcMar>
               <w:top w:w="60" w:type="dxa"/>
               <w:bottom w:w="60" w:type="dxa"/>
-              <w:left w:w="90" w:type="dxa"/>
-              <w:right w:w="90" w:type="dxa"/>
+              <w:left w:w="80" w:type="dxa"/>
+              <w:right w:w="80" w:type="dxa"/>
             </w:tcMar>
           </w:tcPr>
           <w:p>
@@ -1031,7 +1279,7 @@
                 <w:rFonts w:ascii="Times New Roman" w:hAnsi="Times New Roman"/>
                 <w:sz w:val="17"/>
               </w:rPr>
-              <w:t>0.81</w:t>
+              <w:t>0.56</w:t>
             </w:r>
           </w:p>
         </w:tc>
@@ -1042,8 +1290,8 @@
             <w:tcMar>
               <w:top w:w="60" w:type="dxa"/>
               <w:bottom w:w="60" w:type="dxa"/>
-              <w:left w:w="90" w:type="dxa"/>
-              <w:right w:w="90" w:type="dxa"/>
+              <w:left w:w="80" w:type="dxa"/>
+              <w:right w:w="80" w:type="dxa"/>
             </w:tcMar>
           </w:tcPr>
           <w:p>
@@ -1070,8 +1318,8 @@
             <w:tcMar>
               <w:top w:w="60" w:type="dxa"/>
               <w:bottom w:w="60" w:type="dxa"/>
-              <w:left w:w="90" w:type="dxa"/>
-              <w:right w:w="90" w:type="dxa"/>
+              <w:left w:w="80" w:type="dxa"/>
+              <w:right w:w="80" w:type="dxa"/>
             </w:tcMar>
           </w:tcPr>
           <w:p>
@@ -1083,7 +1331,7 @@
                 <w:rFonts w:ascii="Times New Roman" w:hAnsi="Times New Roman"/>
                 <w:sz w:val="17"/>
               </w:rPr>
-              <w:t>8. Bệ trụ: Sức kháng uốn trục X</w:t>
+              <w:t>10. Móng cọc: Kiểm tra chịu nhổ</w:t>
             </w:r>
           </w:p>
         </w:tc>
@@ -1094,8 +1342,8 @@
             <w:tcMar>
               <w:top w:w="60" w:type="dxa"/>
               <w:bottom w:w="60" w:type="dxa"/>
-              <w:left w:w="90" w:type="dxa"/>
-              <w:right w:w="90" w:type="dxa"/>
+              <w:left w:w="80" w:type="dxa"/>
+              <w:right w:w="80" w:type="dxa"/>
             </w:tcMar>
           </w:tcPr>
           <w:p>
@@ -1107,7 +1355,7 @@
                 <w:rFonts w:ascii="Times New Roman" w:hAnsi="Times New Roman"/>
                 <w:sz w:val="17"/>
               </w:rPr>
-              <w:t>Mux = 36828.2 kNm</w:t>
+              <w:t>Pmin = 1409.9 kN</w:t>
             </w:r>
           </w:p>
         </w:tc>
@@ -1118,8 +1366,8 @@
             <w:tcMar>
               <w:top w:w="60" w:type="dxa"/>
               <w:bottom w:w="60" w:type="dxa"/>
-              <w:left w:w="90" w:type="dxa"/>
-              <w:right w:w="90" w:type="dxa"/>
+              <w:left w:w="80" w:type="dxa"/>
+              <w:right w:w="80" w:type="dxa"/>
             </w:tcMar>
           </w:tcPr>
           <w:p>
@@ -1131,7 +1379,7 @@
                 <w:rFonts w:ascii="Times New Roman" w:hAnsi="Times New Roman"/>
                 <w:sz w:val="17"/>
               </w:rPr>
-              <w:t>Mr = 20612.7 kNm</w:t>
+              <w:t>Pmin &gt;= 0 kN (Kháng nhổ: 4887.6 kN)</w:t>
             </w:r>
           </w:p>
         </w:tc>
@@ -1142,8 +1390,8 @@
             <w:tcMar>
               <w:top w:w="60" w:type="dxa"/>
               <w:bottom w:w="60" w:type="dxa"/>
-              <w:left w:w="90" w:type="dxa"/>
-              <w:right w:w="90" w:type="dxa"/>
+              <w:left w:w="80" w:type="dxa"/>
+              <w:right w:w="80" w:type="dxa"/>
             </w:tcMar>
           </w:tcPr>
           <w:p>
@@ -1155,7 +1403,7 @@
                 <w:rFonts w:ascii="Times New Roman" w:hAnsi="Times New Roman"/>
                 <w:sz w:val="17"/>
               </w:rPr>
-              <w:t>1.79</w:t>
+              <w:t>—</w:t>
             </w:r>
           </w:p>
         </w:tc>
@@ -1166,132 +1414,8 @@
             <w:tcMar>
               <w:top w:w="60" w:type="dxa"/>
               <w:bottom w:w="60" w:type="dxa"/>
-              <w:left w:w="90" w:type="dxa"/>
-              <w:right w:w="90" w:type="dxa"/>
-            </w:tcMar>
-          </w:tcPr>
-          <w:p>
-            <w:pPr>
-              <w:jc w:val="center"/>
-            </w:pPr>
-            <w:r>
-              <w:rPr>
-                <w:rFonts w:ascii="Times New Roman" w:hAnsi="Times New Roman"/>
-                <w:b/>
-                <w:color w:val="C80000"/>
-                <w:sz w:val="17"/>
-              </w:rPr>
-              <w:t>KHÔNG ĐẠT</w:t>
-            </w:r>
-          </w:p>
-        </w:tc>
-      </w:tr>
-      <w:tr>
-        <w:tc>
-          <w:tcPr>
-            <w:tcW w:type="dxa" w:w="3312"/>
-            <w:shd w:fill="FFFFFF"/>
-            <w:tcMar>
-              <w:top w:w="60" w:type="dxa"/>
-              <w:bottom w:w="60" w:type="dxa"/>
-              <w:left w:w="90" w:type="dxa"/>
-              <w:right w:w="90" w:type="dxa"/>
-            </w:tcMar>
-          </w:tcPr>
-          <w:p>
-            <w:pPr>
-              <w:jc w:val="left"/>
-            </w:pPr>
-            <w:r>
-              <w:rPr>
-                <w:rFonts w:ascii="Times New Roman" w:hAnsi="Times New Roman"/>
-                <w:sz w:val="17"/>
-              </w:rPr>
-              <w:t>9. Bệ trụ: Sức kháng uốn trục Y</w:t>
-            </w:r>
-          </w:p>
-        </w:tc>
-        <w:tc>
-          <w:tcPr>
-            <w:tcW w:type="dxa" w:w="2016"/>
-            <w:shd w:fill="FFFFFF"/>
-            <w:tcMar>
-              <w:top w:w="60" w:type="dxa"/>
-              <w:bottom w:w="60" w:type="dxa"/>
-              <w:left w:w="90" w:type="dxa"/>
-              <w:right w:w="90" w:type="dxa"/>
-            </w:tcMar>
-          </w:tcPr>
-          <w:p>
-            <w:pPr>
-              <w:jc w:val="right"/>
-            </w:pPr>
-            <w:r>
-              <w:rPr>
-                <w:rFonts w:ascii="Times New Roman" w:hAnsi="Times New Roman"/>
-                <w:sz w:val="17"/>
-              </w:rPr>
-              <w:t>Muy = 35929.9 kNm</w:t>
-            </w:r>
-          </w:p>
-        </w:tc>
-        <w:tc>
-          <w:tcPr>
-            <w:tcW w:type="dxa" w:w="2016"/>
-            <w:shd w:fill="FFFFFF"/>
-            <w:tcMar>
-              <w:top w:w="60" w:type="dxa"/>
-              <w:bottom w:w="60" w:type="dxa"/>
-              <w:left w:w="90" w:type="dxa"/>
-              <w:right w:w="90" w:type="dxa"/>
-            </w:tcMar>
-          </w:tcPr>
-          <w:p>
-            <w:pPr>
-              <w:jc w:val="right"/>
-            </w:pPr>
-            <w:r>
-              <w:rPr>
-                <w:rFonts w:ascii="Times New Roman" w:hAnsi="Times New Roman"/>
-                <w:sz w:val="17"/>
-              </w:rPr>
-              <w:t>Mr = 39164.1 kNm</w:t>
-            </w:r>
-          </w:p>
-        </w:tc>
-        <w:tc>
-          <w:tcPr>
-            <w:tcW w:type="dxa" w:w="1152"/>
-            <w:shd w:fill="FFFFFF"/>
-            <w:tcMar>
-              <w:top w:w="60" w:type="dxa"/>
-              <w:bottom w:w="60" w:type="dxa"/>
-              <w:left w:w="90" w:type="dxa"/>
-              <w:right w:w="90" w:type="dxa"/>
-            </w:tcMar>
-          </w:tcPr>
-          <w:p>
-            <w:pPr>
-              <w:jc w:val="right"/>
-            </w:pPr>
-            <w:r>
-              <w:rPr>
-                <w:rFonts w:ascii="Times New Roman" w:hAnsi="Times New Roman"/>
-                <w:sz w:val="17"/>
-              </w:rPr>
-              <w:t>0.92</w:t>
-            </w:r>
-          </w:p>
-        </w:tc>
-        <w:tc>
-          <w:tcPr>
-            <w:tcW w:type="dxa" w:w="1440"/>
-            <w:shd w:fill="FFFFFF"/>
-            <w:tcMar>
-              <w:top w:w="60" w:type="dxa"/>
-              <w:bottom w:w="60" w:type="dxa"/>
-              <w:left w:w="90" w:type="dxa"/>
-              <w:right w:w="90" w:type="dxa"/>
+              <w:left w:w="80" w:type="dxa"/>
+              <w:right w:w="80" w:type="dxa"/>
             </w:tcMar>
           </w:tcPr>
           <w:p>
@@ -1310,254 +1434,6 @@
           </w:p>
         </w:tc>
       </w:tr>
-      <w:tr>
-        <w:tc>
-          <w:tcPr>
-            <w:tcW w:type="dxa" w:w="3312"/>
-            <w:shd w:fill="F2F5F9"/>
-            <w:tcMar>
-              <w:top w:w="60" w:type="dxa"/>
-              <w:bottom w:w="60" w:type="dxa"/>
-              <w:left w:w="90" w:type="dxa"/>
-              <w:right w:w="90" w:type="dxa"/>
-            </w:tcMar>
-          </w:tcPr>
-          <w:p>
-            <w:pPr>
-              <w:jc w:val="left"/>
-            </w:pPr>
-            <w:r>
-              <w:rPr>
-                <w:rFonts w:ascii="Times New Roman" w:hAnsi="Times New Roman"/>
-                <w:sz w:val="17"/>
-              </w:rPr>
-              <w:t>10. Bệ trụ: Cắt đâm thủng 2 phương</w:t>
-            </w:r>
-          </w:p>
-        </w:tc>
-        <w:tc>
-          <w:tcPr>
-            <w:tcW w:type="dxa" w:w="2016"/>
-            <w:shd w:fill="F2F5F9"/>
-            <w:tcMar>
-              <w:top w:w="60" w:type="dxa"/>
-              <w:bottom w:w="60" w:type="dxa"/>
-              <w:left w:w="90" w:type="dxa"/>
-              <w:right w:w="90" w:type="dxa"/>
-            </w:tcMar>
-          </w:tcPr>
-          <w:p>
-            <w:pPr>
-              <w:jc w:val="right"/>
-            </w:pPr>
-            <w:r>
-              <w:rPr>
-                <w:rFonts w:ascii="Times New Roman" w:hAnsi="Times New Roman"/>
-                <w:sz w:val="17"/>
-              </w:rPr>
-              <w:t>Vu = 6476.0 kN</w:t>
-            </w:r>
-          </w:p>
-        </w:tc>
-        <w:tc>
-          <w:tcPr>
-            <w:tcW w:type="dxa" w:w="2016"/>
-            <w:shd w:fill="F2F5F9"/>
-            <w:tcMar>
-              <w:top w:w="60" w:type="dxa"/>
-              <w:bottom w:w="60" w:type="dxa"/>
-              <w:left w:w="90" w:type="dxa"/>
-              <w:right w:w="90" w:type="dxa"/>
-            </w:tcMar>
-          </w:tcPr>
-          <w:p>
-            <w:pPr>
-              <w:jc w:val="right"/>
-            </w:pPr>
-            <w:r>
-              <w:rPr>
-                <w:rFonts w:ascii="Times New Roman" w:hAnsi="Times New Roman"/>
-                <w:sz w:val="17"/>
-              </w:rPr>
-              <w:t>Vr = 12060.7 kN</w:t>
-            </w:r>
-          </w:p>
-        </w:tc>
-        <w:tc>
-          <w:tcPr>
-            <w:tcW w:type="dxa" w:w="1152"/>
-            <w:shd w:fill="F2F5F9"/>
-            <w:tcMar>
-              <w:top w:w="60" w:type="dxa"/>
-              <w:bottom w:w="60" w:type="dxa"/>
-              <w:left w:w="90" w:type="dxa"/>
-              <w:right w:w="90" w:type="dxa"/>
-            </w:tcMar>
-          </w:tcPr>
-          <w:p>
-            <w:pPr>
-              <w:jc w:val="right"/>
-            </w:pPr>
-            <w:r>
-              <w:rPr>
-                <w:rFonts w:ascii="Times New Roman" w:hAnsi="Times New Roman"/>
-                <w:sz w:val="17"/>
-              </w:rPr>
-              <w:t>0.54</w:t>
-            </w:r>
-          </w:p>
-        </w:tc>
-        <w:tc>
-          <w:tcPr>
-            <w:tcW w:type="dxa" w:w="1440"/>
-            <w:shd w:fill="F2F5F9"/>
-            <w:tcMar>
-              <w:top w:w="60" w:type="dxa"/>
-              <w:bottom w:w="60" w:type="dxa"/>
-              <w:left w:w="90" w:type="dxa"/>
-              <w:right w:w="90" w:type="dxa"/>
-            </w:tcMar>
-          </w:tcPr>
-          <w:p>
-            <w:pPr>
-              <w:jc w:val="center"/>
-            </w:pPr>
-            <w:r>
-              <w:rPr>
-                <w:rFonts w:ascii="Times New Roman" w:hAnsi="Times New Roman"/>
-                <w:b/>
-                <w:color w:val="008000"/>
-                <w:sz w:val="17"/>
-              </w:rPr>
-              <w:t>ĐẠT</w:t>
-            </w:r>
-          </w:p>
-        </w:tc>
-      </w:tr>
-      <w:tr>
-        <w:tc>
-          <w:tcPr>
-            <w:tcW w:type="dxa" w:w="3312"/>
-            <w:shd w:fill="FFFFFF"/>
-            <w:tcMar>
-              <w:top w:w="60" w:type="dxa"/>
-              <w:bottom w:w="60" w:type="dxa"/>
-              <w:left w:w="90" w:type="dxa"/>
-              <w:right w:w="90" w:type="dxa"/>
-            </w:tcMar>
-          </w:tcPr>
-          <w:p>
-            <w:pPr>
-              <w:jc w:val="left"/>
-            </w:pPr>
-            <w:r>
-              <w:rPr>
-                <w:rFonts w:ascii="Times New Roman" w:hAnsi="Times New Roman"/>
-                <w:sz w:val="17"/>
-              </w:rPr>
-              <w:t>11. Móng cọc: Sức chịu tải nén Pmax</w:t>
-            </w:r>
-          </w:p>
-        </w:tc>
-        <w:tc>
-          <w:tcPr>
-            <w:tcW w:type="dxa" w:w="2016"/>
-            <w:shd w:fill="FFFFFF"/>
-            <w:tcMar>
-              <w:top w:w="60" w:type="dxa"/>
-              <w:bottom w:w="60" w:type="dxa"/>
-              <w:left w:w="90" w:type="dxa"/>
-              <w:right w:w="90" w:type="dxa"/>
-            </w:tcMar>
-          </w:tcPr>
-          <w:p>
-            <w:pPr>
-              <w:jc w:val="right"/>
-            </w:pPr>
-            <w:r>
-              <w:rPr>
-                <w:rFonts w:ascii="Times New Roman" w:hAnsi="Times New Roman"/>
-                <w:sz w:val="17"/>
-              </w:rPr>
-              <w:t>Pmax = 4714.3 kN</w:t>
-            </w:r>
-          </w:p>
-        </w:tc>
-        <w:tc>
-          <w:tcPr>
-            <w:tcW w:type="dxa" w:w="2016"/>
-            <w:shd w:fill="FFFFFF"/>
-            <w:tcMar>
-              <w:top w:w="60" w:type="dxa"/>
-              <w:bottom w:w="60" w:type="dxa"/>
-              <w:left w:w="90" w:type="dxa"/>
-              <w:right w:w="90" w:type="dxa"/>
-            </w:tcMar>
-          </w:tcPr>
-          <w:p>
-            <w:pPr>
-              <w:jc w:val="right"/>
-            </w:pPr>
-            <w:r>
-              <w:rPr>
-                <w:rFonts w:ascii="Times New Roman" w:hAnsi="Times New Roman"/>
-                <w:sz w:val="17"/>
-              </w:rPr>
-              <w:t>Pcp = 4500.0 kN</w:t>
-            </w:r>
-          </w:p>
-        </w:tc>
-        <w:tc>
-          <w:tcPr>
-            <w:tcW w:type="dxa" w:w="1152"/>
-            <w:shd w:fill="FFFFFF"/>
-            <w:tcMar>
-              <w:top w:w="60" w:type="dxa"/>
-              <w:bottom w:w="60" w:type="dxa"/>
-              <w:left w:w="90" w:type="dxa"/>
-              <w:right w:w="90" w:type="dxa"/>
-            </w:tcMar>
-          </w:tcPr>
-          <w:p>
-            <w:pPr>
-              <w:jc w:val="right"/>
-            </w:pPr>
-            <w:r>
-              <w:rPr>
-                <w:rFonts w:ascii="Times New Roman" w:hAnsi="Times New Roman"/>
-                <w:sz w:val="17"/>
-              </w:rPr>
-              <w:t>1.05</w:t>
-            </w:r>
-          </w:p>
-        </w:tc>
-        <w:tc>
-          <w:tcPr>
-            <w:tcW w:type="dxa" w:w="1440"/>
-            <w:shd w:fill="FFFFFF"/>
-            <w:tcMar>
-              <w:top w:w="60" w:type="dxa"/>
-              <w:bottom w:w="60" w:type="dxa"/>
-              <w:left w:w="90" w:type="dxa"/>
-              <w:right w:w="90" w:type="dxa"/>
-            </w:tcMar>
-          </w:tcPr>
-          <w:p>
-            <w:pPr>
-              <w:jc w:val="center"/>
-            </w:pPr>
-            <w:r>
-              <w:rPr>
-                <w:rFonts w:ascii="Times New Roman" w:hAnsi="Times New Roman"/>
-                <w:b/>
-                <w:color w:val="C80000"/>
-                <w:sz w:val="17"/>
-              </w:rPr>
-              <w:t>KHÔNG ĐẠT</w:t>
-            </w:r>
-          </w:p>
-        </w:tc>
-      </w:tr>
     </w:tbl>
     <w:p/>
     <w:p>
@@ -1568,7 +1444,7 @@
         <w:rPr>
           <w:color w:val="1F4E79"/>
         </w:rPr>
-        <w:t>CHƯƠNG 2. THÔNG SỐ HÌNH HỌC VÀ VẬT LIỆU KẾT CẤU</w:t>
+        <w:t>CHƯƠNG 2. THÔNG SỐ HÌNH HỌC VÀ VẬT LIỆU</w:t>
       </w:r>
     </w:p>
     <w:tbl>
@@ -1593,8 +1469,8 @@
             <w:tcMar>
               <w:top w:w="100" w:type="dxa"/>
               <w:bottom w:w="100" w:type="dxa"/>
-              <w:left w:w="100" w:type="dxa"/>
-              <w:right w:w="100" w:type="dxa"/>
+              <w:left w:w="90" w:type="dxa"/>
+              <w:right w:w="90" w:type="dxa"/>
             </w:tcMar>
           </w:tcPr>
           <w:p>
@@ -1619,8 +1495,8 @@
             <w:tcMar>
               <w:top w:w="100" w:type="dxa"/>
               <w:bottom w:w="100" w:type="dxa"/>
-              <w:left w:w="100" w:type="dxa"/>
-              <w:right w:w="100" w:type="dxa"/>
+              <w:left w:w="90" w:type="dxa"/>
+              <w:right w:w="90" w:type="dxa"/>
             </w:tcMar>
           </w:tcPr>
           <w:p>
@@ -1645,8 +1521,8 @@
             <w:tcMar>
               <w:top w:w="100" w:type="dxa"/>
               <w:bottom w:w="100" w:type="dxa"/>
-              <w:left w:w="100" w:type="dxa"/>
-              <w:right w:w="100" w:type="dxa"/>
+              <w:left w:w="90" w:type="dxa"/>
+              <w:right w:w="90" w:type="dxa"/>
             </w:tcMar>
           </w:tcPr>
           <w:p>
@@ -1671,8 +1547,8 @@
             <w:tcMar>
               <w:top w:w="100" w:type="dxa"/>
               <w:bottom w:w="100" w:type="dxa"/>
-              <w:left w:w="100" w:type="dxa"/>
-              <w:right w:w="100" w:type="dxa"/>
+              <w:left w:w="90" w:type="dxa"/>
+              <w:right w:w="90" w:type="dxa"/>
             </w:tcMar>
           </w:tcPr>
           <w:p>
@@ -1697,8 +1573,8 @@
             <w:tcMar>
               <w:top w:w="100" w:type="dxa"/>
               <w:bottom w:w="100" w:type="dxa"/>
-              <w:left w:w="100" w:type="dxa"/>
-              <w:right w:w="100" w:type="dxa"/>
+              <w:left w:w="90" w:type="dxa"/>
+              <w:right w:w="90" w:type="dxa"/>
             </w:tcMar>
           </w:tcPr>
           <w:p>
@@ -1725,8 +1601,8 @@
             <w:tcMar>
               <w:top w:w="60" w:type="dxa"/>
               <w:bottom w:w="60" w:type="dxa"/>
-              <w:left w:w="90" w:type="dxa"/>
-              <w:right w:w="90" w:type="dxa"/>
+              <w:left w:w="80" w:type="dxa"/>
+              <w:right w:w="80" w:type="dxa"/>
             </w:tcMar>
           </w:tcPr>
           <w:p>
@@ -1749,8 +1625,8 @@
             <w:tcMar>
               <w:top w:w="60" w:type="dxa"/>
               <w:bottom w:w="60" w:type="dxa"/>
-              <w:left w:w="90" w:type="dxa"/>
-              <w:right w:w="90" w:type="dxa"/>
+              <w:left w:w="80" w:type="dxa"/>
+              <w:right w:w="80" w:type="dxa"/>
             </w:tcMar>
           </w:tcPr>
           <w:p>
@@ -1773,8 +1649,8 @@
             <w:tcMar>
               <w:top w:w="60" w:type="dxa"/>
               <w:bottom w:w="60" w:type="dxa"/>
-              <w:left w:w="90" w:type="dxa"/>
-              <w:right w:w="90" w:type="dxa"/>
+              <w:left w:w="80" w:type="dxa"/>
+              <w:right w:w="80" w:type="dxa"/>
             </w:tcMar>
           </w:tcPr>
           <w:p>
@@ -1786,7 +1662,7 @@
                 <w:rFonts w:ascii="Times New Roman" w:hAnsi="Times New Roman"/>
                 <w:sz w:val="17"/>
               </w:rPr>
-              <w:t>38.2 / 38.2</w:t>
+              <w:t>38.20 / 38.20</w:t>
             </w:r>
           </w:p>
         </w:tc>
@@ -1797,8 +1673,8 @@
             <w:tcMar>
               <w:top w:w="60" w:type="dxa"/>
               <w:bottom w:w="60" w:type="dxa"/>
-              <w:left w:w="90" w:type="dxa"/>
-              <w:right w:w="90" w:type="dxa"/>
+              <w:left w:w="80" w:type="dxa"/>
+              <w:right w:w="80" w:type="dxa"/>
             </w:tcMar>
           </w:tcPr>
           <w:p>
@@ -1821,8 +1697,8 @@
             <w:tcMar>
               <w:top w:w="60" w:type="dxa"/>
               <w:bottom w:w="60" w:type="dxa"/>
-              <w:left w:w="90" w:type="dxa"/>
-              <w:right w:w="90" w:type="dxa"/>
+              <w:left w:w="80" w:type="dxa"/>
+              <w:right w:w="80" w:type="dxa"/>
             </w:tcMar>
           </w:tcPr>
           <w:p>
@@ -1834,7 +1710,7 @@
                 <w:rFonts w:ascii="Times New Roman" w:hAnsi="Times New Roman"/>
                 <w:sz w:val="17"/>
               </w:rPr>
-              <w:t>Số làn xe: 6</w:t>
+              <w:t>Nhịp kết cấu phần trên</w:t>
             </w:r>
           </w:p>
         </w:tc>
@@ -1847,8 +1723,8 @@
             <w:tcMar>
               <w:top w:w="60" w:type="dxa"/>
               <w:bottom w:w="60" w:type="dxa"/>
-              <w:left w:w="90" w:type="dxa"/>
-              <w:right w:w="90" w:type="dxa"/>
+              <w:left w:w="80" w:type="dxa"/>
+              <w:right w:w="80" w:type="dxa"/>
             </w:tcMar>
           </w:tcPr>
           <w:p>
@@ -1860,7 +1736,7 @@
                 <w:rFonts w:ascii="Times New Roman" w:hAnsi="Times New Roman"/>
                 <w:sz w:val="17"/>
               </w:rPr>
-              <w:t>Bề rộng toàn cầu / phần xe</w:t>
+              <w:t>Xà mũ: Dài × Rộng × Cao ngàm</w:t>
             </w:r>
           </w:p>
         </w:tc>
@@ -1871,8 +1747,8 @@
             <w:tcMar>
               <w:top w:w="60" w:type="dxa"/>
               <w:bottom w:w="60" w:type="dxa"/>
-              <w:left w:w="90" w:type="dxa"/>
-              <w:right w:w="90" w:type="dxa"/>
+              <w:left w:w="80" w:type="dxa"/>
+              <w:right w:w="80" w:type="dxa"/>
             </w:tcMar>
           </w:tcPr>
           <w:p>
@@ -1884,7 +1760,7 @@
                 <w:rFonts w:ascii="Times New Roman" w:hAnsi="Times New Roman"/>
                 <w:sz w:val="17"/>
               </w:rPr>
-              <w:t>W / Bxe</w:t>
+              <w:t>Lxm × bxm × h_ngàm</w:t>
             </w:r>
           </w:p>
         </w:tc>
@@ -1895,8 +1771,8 @@
             <w:tcMar>
               <w:top w:w="60" w:type="dxa"/>
               <w:bottom w:w="60" w:type="dxa"/>
-              <w:left w:w="90" w:type="dxa"/>
-              <w:right w:w="90" w:type="dxa"/>
+              <w:left w:w="80" w:type="dxa"/>
+              <w:right w:w="80" w:type="dxa"/>
             </w:tcMar>
           </w:tcPr>
           <w:p>
@@ -1908,7 +1784,7 @@
                 <w:rFonts w:ascii="Times New Roman" w:hAnsi="Times New Roman"/>
                 <w:sz w:val="17"/>
               </w:rPr>
-              <w:t>23.75 / 22.75</w:t>
+              <w:t>23.55 × 2.50 × 4.57</w:t>
             </w:r>
           </w:p>
         </w:tc>
@@ -1919,8 +1795,8 @@
             <w:tcMar>
               <w:top w:w="60" w:type="dxa"/>
               <w:bottom w:w="60" w:type="dxa"/>
-              <w:left w:w="90" w:type="dxa"/>
-              <w:right w:w="90" w:type="dxa"/>
+              <w:left w:w="80" w:type="dxa"/>
+              <w:right w:w="80" w:type="dxa"/>
             </w:tcMar>
           </w:tcPr>
           <w:p>
@@ -1943,8 +1819,8 @@
             <w:tcMar>
               <w:top w:w="60" w:type="dxa"/>
               <w:bottom w:w="60" w:type="dxa"/>
-              <w:left w:w="90" w:type="dxa"/>
-              <w:right w:w="90" w:type="dxa"/>
+              <w:left w:w="80" w:type="dxa"/>
+              <w:right w:w="80" w:type="dxa"/>
             </w:tcMar>
           </w:tcPr>
           <w:p>
@@ -1956,7 +1832,7 @@
                 <w:rFonts w:ascii="Times New Roman" w:hAnsi="Times New Roman"/>
                 <w:sz w:val="17"/>
               </w:rPr>
-              <w:t>Mặt cắt ngang cầu</w:t>
+              <w:t>Loại xà mũ: RC</w:t>
             </w:r>
           </w:p>
         </w:tc>
@@ -1969,8 +1845,8 @@
             <w:tcMar>
               <w:top w:w="60" w:type="dxa"/>
               <w:bottom w:w="60" w:type="dxa"/>
-              <w:left w:w="90" w:type="dxa"/>
-              <w:right w:w="90" w:type="dxa"/>
+              <w:left w:w="80" w:type="dxa"/>
+              <w:right w:w="80" w:type="dxa"/>
             </w:tcMar>
           </w:tcPr>
           <w:p>
@@ -1982,7 +1858,7 @@
                 <w:rFonts w:ascii="Times New Roman" w:hAnsi="Times New Roman"/>
                 <w:sz w:val="17"/>
               </w:rPr>
-              <w:t>Thân trụ: Đáy ngang × Đáy dọc</w:t>
+              <w:t>Thân trụ: Đáy / Đỉnh / Cao</w:t>
             </w:r>
           </w:p>
         </w:tc>
@@ -1993,8 +1869,8 @@
             <w:tcMar>
               <w:top w:w="60" w:type="dxa"/>
               <w:bottom w:w="60" w:type="dxa"/>
-              <w:left w:w="90" w:type="dxa"/>
-              <w:right w:w="90" w:type="dxa"/>
+              <w:left w:w="80" w:type="dxa"/>
+              <w:right w:w="80" w:type="dxa"/>
             </w:tcMar>
           </w:tcPr>
           <w:p>
@@ -2006,7 +1882,7 @@
                 <w:rFonts w:ascii="Times New Roman" w:hAnsi="Times New Roman"/>
                 <w:sz w:val="17"/>
               </w:rPr>
-              <w:t>bth1 × hth1</w:t>
+              <w:t>bth1×hth1 / bth2 / Hth</w:t>
             </w:r>
           </w:p>
         </w:tc>
@@ -2017,8 +1893,8 @@
             <w:tcMar>
               <w:top w:w="60" w:type="dxa"/>
               <w:bottom w:w="60" w:type="dxa"/>
-              <w:left w:w="90" w:type="dxa"/>
-              <w:right w:w="90" w:type="dxa"/>
+              <w:left w:w="80" w:type="dxa"/>
+              <w:right w:w="80" w:type="dxa"/>
             </w:tcMar>
           </w:tcPr>
           <w:p>
@@ -2030,7 +1906,7 @@
                 <w:rFonts w:ascii="Times New Roman" w:hAnsi="Times New Roman"/>
                 <w:sz w:val="17"/>
               </w:rPr>
-              <w:t>5.50 × 1.60</w:t>
+              <w:t>5.50×1.60 / 9.50 / 8.40</w:t>
             </w:r>
           </w:p>
         </w:tc>
@@ -2041,8 +1917,8 @@
             <w:tcMar>
               <w:top w:w="60" w:type="dxa"/>
               <w:bottom w:w="60" w:type="dxa"/>
-              <w:left w:w="90" w:type="dxa"/>
-              <w:right w:w="90" w:type="dxa"/>
+              <w:left w:w="80" w:type="dxa"/>
+              <w:right w:w="80" w:type="dxa"/>
             </w:tcMar>
           </w:tcPr>
           <w:p>
@@ -2065,8 +1941,8 @@
             <w:tcMar>
               <w:top w:w="60" w:type="dxa"/>
               <w:bottom w:w="60" w:type="dxa"/>
-              <w:left w:w="90" w:type="dxa"/>
-              <w:right w:w="90" w:type="dxa"/>
+              <w:left w:w="80" w:type="dxa"/>
+              <w:right w:w="80" w:type="dxa"/>
             </w:tcMar>
           </w:tcPr>
           <w:p>
@@ -2078,7 +1954,7 @@
                 <w:rFonts w:ascii="Times New Roman" w:hAnsi="Times New Roman"/>
                 <w:sz w:val="17"/>
               </w:rPr>
-              <w:t>Dạng: 1 | Hth = 8.40 m</w:t>
+              <w:t>Hình thức: Trụ 1 Thân Đơn</w:t>
             </w:r>
           </w:p>
         </w:tc>
@@ -2091,8 +1967,8 @@
             <w:tcMar>
               <w:top w:w="60" w:type="dxa"/>
               <w:bottom w:w="60" w:type="dxa"/>
-              <w:left w:w="90" w:type="dxa"/>
-              <w:right w:w="90" w:type="dxa"/>
+              <w:left w:w="80" w:type="dxa"/>
+              <w:right w:w="80" w:type="dxa"/>
             </w:tcMar>
           </w:tcPr>
           <w:p>
@@ -2104,7 +1980,7 @@
                 <w:rFonts w:ascii="Times New Roman" w:hAnsi="Times New Roman"/>
                 <w:sz w:val="17"/>
               </w:rPr>
-              <w:t>Xà mũ: Dài × Rộng × Cao</w:t>
+              <w:t>Bệ trụ: Bề rộng × Chiều dài × Chiều cao</w:t>
             </w:r>
           </w:p>
         </w:tc>
@@ -2115,8 +1991,8 @@
             <w:tcMar>
               <w:top w:w="60" w:type="dxa"/>
               <w:bottom w:w="60" w:type="dxa"/>
-              <w:left w:w="90" w:type="dxa"/>
-              <w:right w:w="90" w:type="dxa"/>
+              <w:left w:w="80" w:type="dxa"/>
+              <w:right w:w="80" w:type="dxa"/>
             </w:tcMar>
           </w:tcPr>
           <w:p>
@@ -2128,7 +2004,7 @@
                 <w:rFonts w:ascii="Times New Roman" w:hAnsi="Times New Roman"/>
                 <w:sz w:val="17"/>
               </w:rPr>
-              <w:t>Lxm × bxm × hxm</w:t>
+              <w:t>Bbe × Cbe × Hbe</w:t>
             </w:r>
           </w:p>
         </w:tc>
@@ -2139,8 +2015,8 @@
             <w:tcMar>
               <w:top w:w="60" w:type="dxa"/>
               <w:bottom w:w="60" w:type="dxa"/>
-              <w:left w:w="90" w:type="dxa"/>
-              <w:right w:w="90" w:type="dxa"/>
+              <w:left w:w="80" w:type="dxa"/>
+              <w:right w:w="80" w:type="dxa"/>
             </w:tcMar>
           </w:tcPr>
           <w:p>
@@ -2152,7 +2028,7 @@
                 <w:rFonts w:ascii="Times New Roman" w:hAnsi="Times New Roman"/>
                 <w:sz w:val="17"/>
               </w:rPr>
-              <w:t>23.55 × 2.50 × 1.73</w:t>
+              <w:t>6.00 × 11.40 × 2.00</w:t>
             </w:r>
           </w:p>
         </w:tc>
@@ -2163,8 +2039,8 @@
             <w:tcMar>
               <w:top w:w="60" w:type="dxa"/>
               <w:bottom w:w="60" w:type="dxa"/>
-              <w:left w:w="90" w:type="dxa"/>
-              <w:right w:w="90" w:type="dxa"/>
+              <w:left w:w="80" w:type="dxa"/>
+              <w:right w:w="80" w:type="dxa"/>
             </w:tcMar>
           </w:tcPr>
           <w:p>
@@ -2187,8 +2063,8 @@
             <w:tcMar>
               <w:top w:w="60" w:type="dxa"/>
               <w:bottom w:w="60" w:type="dxa"/>
-              <w:left w:w="90" w:type="dxa"/>
-              <w:right w:w="90" w:type="dxa"/>
+              <w:left w:w="80" w:type="dxa"/>
+              <w:right w:w="80" w:type="dxa"/>
             </w:tcMar>
           </w:tcPr>
           <w:p>
@@ -2200,7 +2076,7 @@
                 <w:rFonts w:ascii="Times New Roman" w:hAnsi="Times New Roman"/>
                 <w:sz w:val="17"/>
               </w:rPr>
-              <w:t>Loại: RC</w:t>
+              <w:t>Kích thước đài bệ</w:t>
             </w:r>
           </w:p>
         </w:tc>
@@ -2213,8 +2089,8 @@
             <w:tcMar>
               <w:top w:w="60" w:type="dxa"/>
               <w:bottom w:w="60" w:type="dxa"/>
-              <w:left w:w="90" w:type="dxa"/>
-              <w:right w:w="90" w:type="dxa"/>
+              <w:left w:w="80" w:type="dxa"/>
+              <w:right w:w="80" w:type="dxa"/>
             </w:tcMar>
           </w:tcPr>
           <w:p>
@@ -2226,7 +2102,7 @@
                 <w:rFonts w:ascii="Times New Roman" w:hAnsi="Times New Roman"/>
                 <w:sz w:val="17"/>
               </w:rPr>
-              <w:t>Bệ trụ: Dọc × Ngang × Cao</w:t>
+              <w:t>Bê tông xà mũ / thân / bệ</w:t>
             </w:r>
           </w:p>
         </w:tc>
@@ -2237,130 +2113,8 @@
             <w:tcMar>
               <w:top w:w="60" w:type="dxa"/>
               <w:bottom w:w="60" w:type="dxa"/>
-              <w:left w:w="90" w:type="dxa"/>
-              <w:right w:w="90" w:type="dxa"/>
-            </w:tcMar>
-          </w:tcPr>
-          <w:p>
-            <w:pPr>
-              <w:jc w:val="right"/>
-            </w:pPr>
-            <w:r>
-              <w:rPr>
-                <w:rFonts w:ascii="Times New Roman" w:hAnsi="Times New Roman"/>
-                <w:sz w:val="17"/>
-              </w:rPr>
-              <w:t>Bbe × Cbe × Hbe</w:t>
-            </w:r>
-          </w:p>
-        </w:tc>
-        <w:tc>
-          <w:tcPr>
-            <w:tcW w:type="dxa" w:w="1584"/>
-            <w:shd w:fill="FFFFFF"/>
-            <w:tcMar>
-              <w:top w:w="60" w:type="dxa"/>
-              <w:bottom w:w="60" w:type="dxa"/>
-              <w:left w:w="90" w:type="dxa"/>
-              <w:right w:w="90" w:type="dxa"/>
-            </w:tcMar>
-          </w:tcPr>
-          <w:p>
-            <w:pPr>
-              <w:jc w:val="right"/>
-            </w:pPr>
-            <w:r>
-              <w:rPr>
-                <w:rFonts w:ascii="Times New Roman" w:hAnsi="Times New Roman"/>
-                <w:sz w:val="17"/>
-              </w:rPr>
-              <w:t>6.00 × 11.40 × 2.00</w:t>
-            </w:r>
-          </w:p>
-        </w:tc>
-        <w:tc>
-          <w:tcPr>
-            <w:tcW w:type="dxa" w:w="1152"/>
-            <w:shd w:fill="FFFFFF"/>
-            <w:tcMar>
-              <w:top w:w="60" w:type="dxa"/>
-              <w:bottom w:w="60" w:type="dxa"/>
-              <w:left w:w="90" w:type="dxa"/>
-              <w:right w:w="90" w:type="dxa"/>
-            </w:tcMar>
-          </w:tcPr>
-          <w:p>
-            <w:pPr>
-              <w:jc w:val="right"/>
-            </w:pPr>
-            <w:r>
-              <w:rPr>
-                <w:rFonts w:ascii="Times New Roman" w:hAnsi="Times New Roman"/>
-                <w:sz w:val="17"/>
-              </w:rPr>
-              <w:t>m</w:t>
-            </w:r>
-          </w:p>
-        </w:tc>
-        <w:tc>
-          <w:tcPr>
-            <w:tcW w:type="dxa" w:w="2592"/>
-            <w:shd w:fill="FFFFFF"/>
-            <w:tcMar>
-              <w:top w:w="60" w:type="dxa"/>
-              <w:bottom w:w="60" w:type="dxa"/>
-              <w:left w:w="90" w:type="dxa"/>
-              <w:right w:w="90" w:type="dxa"/>
-            </w:tcMar>
-          </w:tcPr>
-          <w:p>
-            <w:pPr>
-              <w:jc w:val="right"/>
-            </w:pPr>
-            <w:r>
-              <w:rPr>
-                <w:rFonts w:ascii="Times New Roman" w:hAnsi="Times New Roman"/>
-                <w:sz w:val="17"/>
-              </w:rPr>
-              <w:t>Khối đài bệ BTCT</w:t>
-            </w:r>
-          </w:p>
-        </w:tc>
-      </w:tr>
-      <w:tr>
-        <w:tc>
-          <w:tcPr>
-            <w:tcW w:type="dxa" w:w="3168"/>
-            <w:shd w:fill="F2F5F9"/>
-            <w:tcMar>
-              <w:top w:w="60" w:type="dxa"/>
-              <w:bottom w:w="60" w:type="dxa"/>
-              <w:left w:w="90" w:type="dxa"/>
-              <w:right w:w="90" w:type="dxa"/>
-            </w:tcMar>
-          </w:tcPr>
-          <w:p>
-            <w:pPr>
-              <w:jc w:val="left"/>
-            </w:pPr>
-            <w:r>
-              <w:rPr>
-                <w:rFonts w:ascii="Times New Roman" w:hAnsi="Times New Roman"/>
-                <w:sz w:val="17"/>
-              </w:rPr>
-              <w:t>Bê tông</w:t>
-            </w:r>
-          </w:p>
-        </w:tc>
-        <w:tc>
-          <w:tcPr>
-            <w:tcW w:type="dxa" w:w="1440"/>
-            <w:shd w:fill="F2F5F9"/>
-            <w:tcMar>
-              <w:top w:w="60" w:type="dxa"/>
-              <w:bottom w:w="60" w:type="dxa"/>
-              <w:left w:w="90" w:type="dxa"/>
-              <w:right w:w="90" w:type="dxa"/>
+              <w:left w:w="80" w:type="dxa"/>
+              <w:right w:w="80" w:type="dxa"/>
             </w:tcMar>
           </w:tcPr>
           <w:p>
@@ -2379,12 +2133,12 @@
         <w:tc>
           <w:tcPr>
             <w:tcW w:type="dxa" w:w="1584"/>
-            <w:shd w:fill="F2F5F9"/>
+            <w:shd w:fill="FFFFFF"/>
             <w:tcMar>
               <w:top w:w="60" w:type="dxa"/>
               <w:bottom w:w="60" w:type="dxa"/>
-              <w:left w:w="90" w:type="dxa"/>
-              <w:right w:w="90" w:type="dxa"/>
+              <w:left w:w="80" w:type="dxa"/>
+              <w:right w:w="80" w:type="dxa"/>
             </w:tcMar>
           </w:tcPr>
           <w:p>
@@ -2403,12 +2157,134 @@
         <w:tc>
           <w:tcPr>
             <w:tcW w:type="dxa" w:w="1152"/>
+            <w:shd w:fill="FFFFFF"/>
+            <w:tcMar>
+              <w:top w:w="60" w:type="dxa"/>
+              <w:bottom w:w="60" w:type="dxa"/>
+              <w:left w:w="80" w:type="dxa"/>
+              <w:right w:w="80" w:type="dxa"/>
+            </w:tcMar>
+          </w:tcPr>
+          <w:p>
+            <w:pPr>
+              <w:jc w:val="right"/>
+            </w:pPr>
+            <w:r>
+              <w:rPr>
+                <w:rFonts w:ascii="Times New Roman" w:hAnsi="Times New Roman"/>
+                <w:sz w:val="17"/>
+              </w:rPr>
+              <w:t>MPa</w:t>
+            </w:r>
+          </w:p>
+        </w:tc>
+        <w:tc>
+          <w:tcPr>
+            <w:tcW w:type="dxa" w:w="2592"/>
+            <w:shd w:fill="FFFFFF"/>
+            <w:tcMar>
+              <w:top w:w="60" w:type="dxa"/>
+              <w:bottom w:w="60" w:type="dxa"/>
+              <w:left w:w="80" w:type="dxa"/>
+              <w:right w:w="80" w:type="dxa"/>
+            </w:tcMar>
+          </w:tcPr>
+          <w:p>
+            <w:pPr>
+              <w:jc w:val="right"/>
+            </w:pPr>
+            <w:r>
+              <w:rPr>
+                <w:rFonts w:ascii="Times New Roman" w:hAnsi="Times New Roman"/>
+                <w:sz w:val="17"/>
+              </w:rPr>
+              <w:t>gamma = 24.5 kN/m³</w:t>
+            </w:r>
+          </w:p>
+        </w:tc>
+      </w:tr>
+      <w:tr>
+        <w:tc>
+          <w:tcPr>
+            <w:tcW w:type="dxa" w:w="3168"/>
             <w:shd w:fill="F2F5F9"/>
             <w:tcMar>
               <w:top w:w="60" w:type="dxa"/>
               <w:bottom w:w="60" w:type="dxa"/>
-              <w:left w:w="90" w:type="dxa"/>
-              <w:right w:w="90" w:type="dxa"/>
+              <w:left w:w="80" w:type="dxa"/>
+              <w:right w:w="80" w:type="dxa"/>
+            </w:tcMar>
+          </w:tcPr>
+          <w:p>
+            <w:pPr>
+              <w:jc w:val="left"/>
+            </w:pPr>
+            <w:r>
+              <w:rPr>
+                <w:rFonts w:ascii="Times New Roman" w:hAnsi="Times New Roman"/>
+                <w:sz w:val="17"/>
+              </w:rPr>
+              <w:t>Cốt thép thường</w:t>
+            </w:r>
+          </w:p>
+        </w:tc>
+        <w:tc>
+          <w:tcPr>
+            <w:tcW w:type="dxa" w:w="1440"/>
+            <w:shd w:fill="F2F5F9"/>
+            <w:tcMar>
+              <w:top w:w="60" w:type="dxa"/>
+              <w:bottom w:w="60" w:type="dxa"/>
+              <w:left w:w="80" w:type="dxa"/>
+              <w:right w:w="80" w:type="dxa"/>
+            </w:tcMar>
+          </w:tcPr>
+          <w:p>
+            <w:pPr>
+              <w:jc w:val="right"/>
+            </w:pPr>
+            <w:r>
+              <w:rPr>
+                <w:rFonts w:ascii="Times New Roman" w:hAnsi="Times New Roman"/>
+                <w:sz w:val="17"/>
+              </w:rPr>
+              <w:t>fy</w:t>
+            </w:r>
+          </w:p>
+        </w:tc>
+        <w:tc>
+          <w:tcPr>
+            <w:tcW w:type="dxa" w:w="1584"/>
+            <w:shd w:fill="F2F5F9"/>
+            <w:tcMar>
+              <w:top w:w="60" w:type="dxa"/>
+              <w:bottom w:w="60" w:type="dxa"/>
+              <w:left w:w="80" w:type="dxa"/>
+              <w:right w:w="80" w:type="dxa"/>
+            </w:tcMar>
+          </w:tcPr>
+          <w:p>
+            <w:pPr>
+              <w:jc w:val="right"/>
+            </w:pPr>
+            <w:r>
+              <w:rPr>
+                <w:rFonts w:ascii="Times New Roman" w:hAnsi="Times New Roman"/>
+                <w:sz w:val="17"/>
+              </w:rPr>
+              <w:t>400.0</w:t>
+            </w:r>
+          </w:p>
+        </w:tc>
+        <w:tc>
+          <w:tcPr>
+            <w:tcW w:type="dxa" w:w="1152"/>
+            <w:shd w:fill="F2F5F9"/>
+            <w:tcMar>
+              <w:top w:w="60" w:type="dxa"/>
+              <w:bottom w:w="60" w:type="dxa"/>
+              <w:left w:w="80" w:type="dxa"/>
+              <w:right w:w="80" w:type="dxa"/>
             </w:tcMar>
           </w:tcPr>
           <w:p>
@@ -2431,130 +2307,8 @@
             <w:tcMar>
               <w:top w:w="60" w:type="dxa"/>
               <w:bottom w:w="60" w:type="dxa"/>
-              <w:left w:w="90" w:type="dxa"/>
-              <w:right w:w="90" w:type="dxa"/>
-            </w:tcMar>
-          </w:tcPr>
-          <w:p>
-            <w:pPr>
-              <w:jc w:val="right"/>
-            </w:pPr>
-            <w:r>
-              <w:rPr>
-                <w:rFonts w:ascii="Times New Roman" w:hAnsi="Times New Roman"/>
-                <w:sz w:val="17"/>
-              </w:rPr>
-              <w:t>Ec = 30000 MPa</w:t>
-            </w:r>
-          </w:p>
-        </w:tc>
-      </w:tr>
-      <w:tr>
-        <w:tc>
-          <w:tcPr>
-            <w:tcW w:type="dxa" w:w="3168"/>
-            <w:shd w:fill="FFFFFF"/>
-            <w:tcMar>
-              <w:top w:w="60" w:type="dxa"/>
-              <w:bottom w:w="60" w:type="dxa"/>
-              <w:left w:w="90" w:type="dxa"/>
-              <w:right w:w="90" w:type="dxa"/>
-            </w:tcMar>
-          </w:tcPr>
-          <w:p>
-            <w:pPr>
-              <w:jc w:val="left"/>
-            </w:pPr>
-            <w:r>
-              <w:rPr>
-                <w:rFonts w:ascii="Times New Roman" w:hAnsi="Times New Roman"/>
-                <w:sz w:val="17"/>
-              </w:rPr>
-              <w:t>Cốt thép chủ</w:t>
-            </w:r>
-          </w:p>
-        </w:tc>
-        <w:tc>
-          <w:tcPr>
-            <w:tcW w:type="dxa" w:w="1440"/>
-            <w:shd w:fill="FFFFFF"/>
-            <w:tcMar>
-              <w:top w:w="60" w:type="dxa"/>
-              <w:bottom w:w="60" w:type="dxa"/>
-              <w:left w:w="90" w:type="dxa"/>
-              <w:right w:w="90" w:type="dxa"/>
-            </w:tcMar>
-          </w:tcPr>
-          <w:p>
-            <w:pPr>
-              <w:jc w:val="right"/>
-            </w:pPr>
-            <w:r>
-              <w:rPr>
-                <w:rFonts w:ascii="Times New Roman" w:hAnsi="Times New Roman"/>
-                <w:sz w:val="17"/>
-              </w:rPr>
-              <w:t>fy</w:t>
-            </w:r>
-          </w:p>
-        </w:tc>
-        <w:tc>
-          <w:tcPr>
-            <w:tcW w:type="dxa" w:w="1584"/>
-            <w:shd w:fill="FFFFFF"/>
-            <w:tcMar>
-              <w:top w:w="60" w:type="dxa"/>
-              <w:bottom w:w="60" w:type="dxa"/>
-              <w:left w:w="90" w:type="dxa"/>
-              <w:right w:w="90" w:type="dxa"/>
-            </w:tcMar>
-          </w:tcPr>
-          <w:p>
-            <w:pPr>
-              <w:jc w:val="right"/>
-            </w:pPr>
-            <w:r>
-              <w:rPr>
-                <w:rFonts w:ascii="Times New Roman" w:hAnsi="Times New Roman"/>
-                <w:sz w:val="17"/>
-              </w:rPr>
-              <w:t>400.0</w:t>
-            </w:r>
-          </w:p>
-        </w:tc>
-        <w:tc>
-          <w:tcPr>
-            <w:tcW w:type="dxa" w:w="1152"/>
-            <w:shd w:fill="FFFFFF"/>
-            <w:tcMar>
-              <w:top w:w="60" w:type="dxa"/>
-              <w:bottom w:w="60" w:type="dxa"/>
-              <w:left w:w="90" w:type="dxa"/>
-              <w:right w:w="90" w:type="dxa"/>
-            </w:tcMar>
-          </w:tcPr>
-          <w:p>
-            <w:pPr>
-              <w:jc w:val="right"/>
-            </w:pPr>
-            <w:r>
-              <w:rPr>
-                <w:rFonts w:ascii="Times New Roman" w:hAnsi="Times New Roman"/>
-                <w:sz w:val="17"/>
-              </w:rPr>
-              <w:t>MPa</w:t>
-            </w:r>
-          </w:p>
-        </w:tc>
-        <w:tc>
-          <w:tcPr>
-            <w:tcW w:type="dxa" w:w="2592"/>
-            <w:shd w:fill="FFFFFF"/>
-            <w:tcMar>
-              <w:top w:w="60" w:type="dxa"/>
-              <w:bottom w:w="60" w:type="dxa"/>
-              <w:left w:w="90" w:type="dxa"/>
-              <w:right w:w="90" w:type="dxa"/>
+              <w:left w:w="80" w:type="dxa"/>
+              <w:right w:w="80" w:type="dxa"/>
             </w:tcMar>
           </w:tcPr>
           <w:p>
@@ -2575,134 +2329,12 @@
         <w:tc>
           <w:tcPr>
             <w:tcW w:type="dxa" w:w="3168"/>
-            <w:shd w:fill="F2F5F9"/>
-            <w:tcMar>
-              <w:top w:w="60" w:type="dxa"/>
-              <w:bottom w:w="60" w:type="dxa"/>
-              <w:left w:w="90" w:type="dxa"/>
-              <w:right w:w="90" w:type="dxa"/>
-            </w:tcMar>
-          </w:tcPr>
-          <w:p>
-            <w:pPr>
-              <w:jc w:val="left"/>
-            </w:pPr>
-            <w:r>
-              <w:rPr>
-                <w:rFonts w:ascii="Times New Roman" w:hAnsi="Times New Roman"/>
-                <w:sz w:val="17"/>
-              </w:rPr>
-              <w:t>Lực va xe thiết kế</w:t>
-            </w:r>
-          </w:p>
-        </w:tc>
-        <w:tc>
-          <w:tcPr>
-            <w:tcW w:type="dxa" w:w="1440"/>
-            <w:shd w:fill="F2F5F9"/>
-            <w:tcMar>
-              <w:top w:w="60" w:type="dxa"/>
-              <w:bottom w:w="60" w:type="dxa"/>
-              <w:left w:w="90" w:type="dxa"/>
-              <w:right w:w="90" w:type="dxa"/>
-            </w:tcMar>
-          </w:tcPr>
-          <w:p>
-            <w:pPr>
-              <w:jc w:val="right"/>
-            </w:pPr>
-            <w:r>
-              <w:rPr>
-                <w:rFonts w:ascii="Times New Roman" w:hAnsi="Times New Roman"/>
-                <w:sz w:val="17"/>
-              </w:rPr>
-              <w:t>CT</w:t>
-            </w:r>
-          </w:p>
-        </w:tc>
-        <w:tc>
-          <w:tcPr>
-            <w:tcW w:type="dxa" w:w="1584"/>
-            <w:shd w:fill="F2F5F9"/>
-            <w:tcMar>
-              <w:top w:w="60" w:type="dxa"/>
-              <w:bottom w:w="60" w:type="dxa"/>
-              <w:left w:w="90" w:type="dxa"/>
-              <w:right w:w="90" w:type="dxa"/>
-            </w:tcMar>
-          </w:tcPr>
-          <w:p>
-            <w:pPr>
-              <w:jc w:val="right"/>
-            </w:pPr>
-            <w:r>
-              <w:rPr>
-                <w:rFonts w:ascii="Times New Roman" w:hAnsi="Times New Roman"/>
-                <w:sz w:val="17"/>
-              </w:rPr>
-              <w:t>1800</w:t>
-            </w:r>
-          </w:p>
-        </w:tc>
-        <w:tc>
-          <w:tcPr>
-            <w:tcW w:type="dxa" w:w="1152"/>
-            <w:shd w:fill="F2F5F9"/>
-            <w:tcMar>
-              <w:top w:w="60" w:type="dxa"/>
-              <w:bottom w:w="60" w:type="dxa"/>
-              <w:left w:w="90" w:type="dxa"/>
-              <w:right w:w="90" w:type="dxa"/>
-            </w:tcMar>
-          </w:tcPr>
-          <w:p>
-            <w:pPr>
-              <w:jc w:val="right"/>
-            </w:pPr>
-            <w:r>
-              <w:rPr>
-                <w:rFonts w:ascii="Times New Roman" w:hAnsi="Times New Roman"/>
-                <w:sz w:val="17"/>
-              </w:rPr>
-              <w:t>kN</w:t>
-            </w:r>
-          </w:p>
-        </w:tc>
-        <w:tc>
-          <w:tcPr>
-            <w:tcW w:type="dxa" w:w="2592"/>
-            <w:shd w:fill="F2F5F9"/>
-            <w:tcMar>
-              <w:top w:w="60" w:type="dxa"/>
-              <w:bottom w:w="60" w:type="dxa"/>
-              <w:left w:w="90" w:type="dxa"/>
-              <w:right w:w="90" w:type="dxa"/>
-            </w:tcMar>
-          </w:tcPr>
-          <w:p>
-            <w:pPr>
-              <w:jc w:val="right"/>
-            </w:pPr>
-            <w:r>
-              <w:rPr>
-                <w:rFonts w:ascii="Times New Roman" w:hAnsi="Times New Roman"/>
-                <w:sz w:val="17"/>
-              </w:rPr>
-              <w:t>Tại z = 3.2 m trên đáy bệ</w:t>
-            </w:r>
-          </w:p>
-        </w:tc>
-      </w:tr>
-      <w:tr>
-        <w:tc>
-          <w:tcPr>
-            <w:tcW w:type="dxa" w:w="3168"/>
             <w:shd w:fill="FFFFFF"/>
             <w:tcMar>
               <w:top w:w="60" w:type="dxa"/>
               <w:bottom w:w="60" w:type="dxa"/>
-              <w:left w:w="90" w:type="dxa"/>
-              <w:right w:w="90" w:type="dxa"/>
+              <w:left w:w="80" w:type="dxa"/>
+              <w:right w:w="80" w:type="dxa"/>
             </w:tcMar>
           </w:tcPr>
           <w:p>
@@ -2725,8 +2357,8 @@
             <w:tcMar>
               <w:top w:w="60" w:type="dxa"/>
               <w:bottom w:w="60" w:type="dxa"/>
-              <w:left w:w="90" w:type="dxa"/>
-              <w:right w:w="90" w:type="dxa"/>
+              <w:left w:w="80" w:type="dxa"/>
+              <w:right w:w="80" w:type="dxa"/>
             </w:tcMar>
           </w:tcPr>
           <w:p>
@@ -2749,8 +2381,8 @@
             <w:tcMar>
               <w:top w:w="60" w:type="dxa"/>
               <w:bottom w:w="60" w:type="dxa"/>
-              <w:left w:w="90" w:type="dxa"/>
-              <w:right w:w="90" w:type="dxa"/>
+              <w:left w:w="80" w:type="dxa"/>
+              <w:right w:w="80" w:type="dxa"/>
             </w:tcMar>
           </w:tcPr>
           <w:p>
@@ -2773,8 +2405,8 @@
             <w:tcMar>
               <w:top w:w="60" w:type="dxa"/>
               <w:bottom w:w="60" w:type="dxa"/>
-              <w:left w:w="90" w:type="dxa"/>
-              <w:right w:w="90" w:type="dxa"/>
+              <w:left w:w="80" w:type="dxa"/>
+              <w:right w:w="80" w:type="dxa"/>
             </w:tcMar>
           </w:tcPr>
           <w:p>
@@ -2797,8 +2429,8 @@
             <w:tcMar>
               <w:top w:w="60" w:type="dxa"/>
               <w:bottom w:w="60" w:type="dxa"/>
-              <w:left w:w="90" w:type="dxa"/>
-              <w:right w:w="90" w:type="dxa"/>
+              <w:left w:w="80" w:type="dxa"/>
+              <w:right w:w="80" w:type="dxa"/>
             </w:tcMar>
           </w:tcPr>
           <w:p>
@@ -2810,7 +2442,7 @@
                 <w:rFonts w:ascii="Times New Roman" w:hAnsi="Times New Roman"/>
                 <w:sz w:val="17"/>
               </w:rPr>
-              <w:t>Pcp = 4500.0 kN</w:t>
+              <w:t>Pcp = 4800.0 kN</w:t>
             </w:r>
           </w:p>
         </w:tc>
@@ -2825,7 +2457,2600 @@
         <w:rPr>
           <w:color w:val="1F4E79"/>
         </w:rPr>
-        <w:t>CHƯƠNG 3. KẾT LUẬN VÀ KIẾN NGHỊ</w:t>
+        <w:t>CHƯƠNG 3. TẢI TRỌNG TIÊU CHUẨN TÁC DỤNG LÊN TRỤ</w:t>
+      </w:r>
+    </w:p>
+    <w:tbl>
+      <w:tblPr>
+        <w:tblW w:type="auto" w:w="0"/>
+        <w:jc w:val="center"/>
+        <w:tblLayout w:type="fixed"/>
+        <w:tblLook w:firstColumn="1" w:firstRow="1" w:lastColumn="0" w:lastRow="0" w:noHBand="0" w:noVBand="1" w:val="04A0"/>
+      </w:tblPr>
+      <w:tblGrid>
+        <w:gridCol w:w="1409"/>
+        <w:gridCol w:w="1409"/>
+        <w:gridCol w:w="1409"/>
+        <w:gridCol w:w="1409"/>
+        <w:gridCol w:w="1409"/>
+        <w:gridCol w:w="1409"/>
+        <w:gridCol w:w="1409"/>
+      </w:tblGrid>
+      <w:tr>
+        <w:tc>
+          <w:tcPr>
+            <w:tcW w:type="dxa" w:w="3024"/>
+            <w:shd w:fill="1F4E79"/>
+            <w:tcMar>
+              <w:top w:w="100" w:type="dxa"/>
+              <w:bottom w:w="100" w:type="dxa"/>
+              <w:left w:w="90" w:type="dxa"/>
+              <w:right w:w="90" w:type="dxa"/>
+            </w:tcMar>
+          </w:tcPr>
+          <w:p>
+            <w:pPr>
+              <w:jc w:val="center"/>
+            </w:pPr>
+            <w:r>
+              <w:rPr>
+                <w:rFonts w:ascii="Times New Roman" w:hAnsi="Times New Roman"/>
+                <w:b/>
+                <w:color w:val="FFFFFF"/>
+                <w:sz w:val="18"/>
+              </w:rPr>
+              <w:t>Loại tải trọng</w:t>
+            </w:r>
+          </w:p>
+        </w:tc>
+        <w:tc>
+          <w:tcPr>
+            <w:tcW w:type="dxa" w:w="1296"/>
+            <w:shd w:fill="1F4E79"/>
+            <w:tcMar>
+              <w:top w:w="100" w:type="dxa"/>
+              <w:bottom w:w="100" w:type="dxa"/>
+              <w:left w:w="90" w:type="dxa"/>
+              <w:right w:w="90" w:type="dxa"/>
+            </w:tcMar>
+          </w:tcPr>
+          <w:p>
+            <w:pPr>
+              <w:jc w:val="center"/>
+            </w:pPr>
+            <w:r>
+              <w:rPr>
+                <w:rFonts w:ascii="Times New Roman" w:hAnsi="Times New Roman"/>
+                <w:b/>
+                <w:color w:val="FFFFFF"/>
+                <w:sz w:val="18"/>
+              </w:rPr>
+              <w:t>Ký hiệu</w:t>
+            </w:r>
+          </w:p>
+        </w:tc>
+        <w:tc>
+          <w:tcPr>
+            <w:tcW w:type="dxa" w:w="1296"/>
+            <w:shd w:fill="1F4E79"/>
+            <w:tcMar>
+              <w:top w:w="100" w:type="dxa"/>
+              <w:bottom w:w="100" w:type="dxa"/>
+              <w:left w:w="90" w:type="dxa"/>
+              <w:right w:w="90" w:type="dxa"/>
+            </w:tcMar>
+          </w:tcPr>
+          <w:p>
+            <w:pPr>
+              <w:jc w:val="center"/>
+            </w:pPr>
+            <w:r>
+              <w:rPr>
+                <w:rFonts w:ascii="Times New Roman" w:hAnsi="Times New Roman"/>
+                <w:b/>
+                <w:color w:val="FFFFFF"/>
+                <w:sz w:val="18"/>
+              </w:rPr>
+              <w:t>N (kN)</w:t>
+            </w:r>
+          </w:p>
+        </w:tc>
+        <w:tc>
+          <w:tcPr>
+            <w:tcW w:type="dxa" w:w="1152"/>
+            <w:shd w:fill="1F4E79"/>
+            <w:tcMar>
+              <w:top w:w="100" w:type="dxa"/>
+              <w:bottom w:w="100" w:type="dxa"/>
+              <w:left w:w="90" w:type="dxa"/>
+              <w:right w:w="90" w:type="dxa"/>
+            </w:tcMar>
+          </w:tcPr>
+          <w:p>
+            <w:pPr>
+              <w:jc w:val="center"/>
+            </w:pPr>
+            <w:r>
+              <w:rPr>
+                <w:rFonts w:ascii="Times New Roman" w:hAnsi="Times New Roman"/>
+                <w:b/>
+                <w:color w:val="FFFFFF"/>
+                <w:sz w:val="18"/>
+              </w:rPr>
+              <w:t>Hx (kN)</w:t>
+            </w:r>
+          </w:p>
+        </w:tc>
+        <w:tc>
+          <w:tcPr>
+            <w:tcW w:type="dxa" w:w="1152"/>
+            <w:shd w:fill="1F4E79"/>
+            <w:tcMar>
+              <w:top w:w="100" w:type="dxa"/>
+              <w:bottom w:w="100" w:type="dxa"/>
+              <w:left w:w="90" w:type="dxa"/>
+              <w:right w:w="90" w:type="dxa"/>
+            </w:tcMar>
+          </w:tcPr>
+          <w:p>
+            <w:pPr>
+              <w:jc w:val="center"/>
+            </w:pPr>
+            <w:r>
+              <w:rPr>
+                <w:rFonts w:ascii="Times New Roman" w:hAnsi="Times New Roman"/>
+                <w:b/>
+                <w:color w:val="FFFFFF"/>
+                <w:sz w:val="18"/>
+              </w:rPr>
+              <w:t>Hy (kN)</w:t>
+            </w:r>
+          </w:p>
+        </w:tc>
+        <w:tc>
+          <w:tcPr>
+            <w:tcW w:type="dxa" w:w="1296"/>
+            <w:shd w:fill="1F4E79"/>
+            <w:tcMar>
+              <w:top w:w="100" w:type="dxa"/>
+              <w:bottom w:w="100" w:type="dxa"/>
+              <w:left w:w="90" w:type="dxa"/>
+              <w:right w:w="90" w:type="dxa"/>
+            </w:tcMar>
+          </w:tcPr>
+          <w:p>
+            <w:pPr>
+              <w:jc w:val="center"/>
+            </w:pPr>
+            <w:r>
+              <w:rPr>
+                <w:rFonts w:ascii="Times New Roman" w:hAnsi="Times New Roman"/>
+                <w:b/>
+                <w:color w:val="FFFFFF"/>
+                <w:sz w:val="18"/>
+              </w:rPr>
+              <w:t>Mx (kNm)</w:t>
+            </w:r>
+          </w:p>
+        </w:tc>
+        <w:tc>
+          <w:tcPr>
+            <w:tcW w:type="dxa" w:w="1296"/>
+            <w:shd w:fill="1F4E79"/>
+            <w:tcMar>
+              <w:top w:w="100" w:type="dxa"/>
+              <w:bottom w:w="100" w:type="dxa"/>
+              <w:left w:w="90" w:type="dxa"/>
+              <w:right w:w="90" w:type="dxa"/>
+            </w:tcMar>
+          </w:tcPr>
+          <w:p>
+            <w:pPr>
+              <w:jc w:val="center"/>
+            </w:pPr>
+            <w:r>
+              <w:rPr>
+                <w:rFonts w:ascii="Times New Roman" w:hAnsi="Times New Roman"/>
+                <w:b/>
+                <w:color w:val="FFFFFF"/>
+                <w:sz w:val="18"/>
+              </w:rPr>
+              <w:t>My (kNm)</w:t>
+            </w:r>
+          </w:p>
+        </w:tc>
+      </w:tr>
+      <w:tr>
+        <w:tc>
+          <w:tcPr>
+            <w:tcW w:type="dxa" w:w="3024"/>
+            <w:shd w:fill="FFFFFF"/>
+            <w:tcMar>
+              <w:top w:w="60" w:type="dxa"/>
+              <w:bottom w:w="60" w:type="dxa"/>
+              <w:left w:w="80" w:type="dxa"/>
+              <w:right w:w="80" w:type="dxa"/>
+            </w:tcMar>
+          </w:tcPr>
+          <w:p>
+            <w:pPr>
+              <w:jc w:val="left"/>
+            </w:pPr>
+            <w:r>
+              <w:rPr>
+                <w:rFonts w:ascii="Times New Roman" w:hAnsi="Times New Roman"/>
+                <w:sz w:val="17"/>
+              </w:rPr>
+              <w:t>DC1 (KCN)</w:t>
+            </w:r>
+          </w:p>
+        </w:tc>
+        <w:tc>
+          <w:tcPr>
+            <w:tcW w:type="dxa" w:w="1296"/>
+            <w:shd w:fill="FFFFFF"/>
+            <w:tcMar>
+              <w:top w:w="60" w:type="dxa"/>
+              <w:bottom w:w="60" w:type="dxa"/>
+              <w:left w:w="80" w:type="dxa"/>
+              <w:right w:w="80" w:type="dxa"/>
+            </w:tcMar>
+          </w:tcPr>
+          <w:p>
+            <w:pPr>
+              <w:jc w:val="right"/>
+            </w:pPr>
+            <w:r>
+              <w:rPr>
+                <w:rFonts w:ascii="Times New Roman" w:hAnsi="Times New Roman"/>
+                <w:sz w:val="17"/>
+              </w:rPr>
+              <w:t>DC1</w:t>
+            </w:r>
+          </w:p>
+        </w:tc>
+        <w:tc>
+          <w:tcPr>
+            <w:tcW w:type="dxa" w:w="1296"/>
+            <w:shd w:fill="FFFFFF"/>
+            <w:tcMar>
+              <w:top w:w="60" w:type="dxa"/>
+              <w:bottom w:w="60" w:type="dxa"/>
+              <w:left w:w="80" w:type="dxa"/>
+              <w:right w:w="80" w:type="dxa"/>
+            </w:tcMar>
+          </w:tcPr>
+          <w:p>
+            <w:pPr>
+              <w:jc w:val="right"/>
+            </w:pPr>
+            <w:r>
+              <w:rPr>
+                <w:rFonts w:ascii="Times New Roman" w:hAnsi="Times New Roman"/>
+                <w:sz w:val="17"/>
+              </w:rPr>
+              <w:t>13412.0</w:t>
+            </w:r>
+          </w:p>
+        </w:tc>
+        <w:tc>
+          <w:tcPr>
+            <w:tcW w:type="dxa" w:w="1152"/>
+            <w:shd w:fill="FFFFFF"/>
+            <w:tcMar>
+              <w:top w:w="60" w:type="dxa"/>
+              <w:bottom w:w="60" w:type="dxa"/>
+              <w:left w:w="80" w:type="dxa"/>
+              <w:right w:w="80" w:type="dxa"/>
+            </w:tcMar>
+          </w:tcPr>
+          <w:p>
+            <w:pPr>
+              <w:jc w:val="right"/>
+            </w:pPr>
+            <w:r>
+              <w:rPr>
+                <w:rFonts w:ascii="Times New Roman" w:hAnsi="Times New Roman"/>
+                <w:sz w:val="17"/>
+              </w:rPr>
+              <w:t>0.0</w:t>
+            </w:r>
+          </w:p>
+        </w:tc>
+        <w:tc>
+          <w:tcPr>
+            <w:tcW w:type="dxa" w:w="1152"/>
+            <w:shd w:fill="FFFFFF"/>
+            <w:tcMar>
+              <w:top w:w="60" w:type="dxa"/>
+              <w:bottom w:w="60" w:type="dxa"/>
+              <w:left w:w="80" w:type="dxa"/>
+              <w:right w:w="80" w:type="dxa"/>
+            </w:tcMar>
+          </w:tcPr>
+          <w:p>
+            <w:pPr>
+              <w:jc w:val="right"/>
+            </w:pPr>
+            <w:r>
+              <w:rPr>
+                <w:rFonts w:ascii="Times New Roman" w:hAnsi="Times New Roman"/>
+                <w:sz w:val="17"/>
+              </w:rPr>
+              <w:t>0.0</w:t>
+            </w:r>
+          </w:p>
+        </w:tc>
+        <w:tc>
+          <w:tcPr>
+            <w:tcW w:type="dxa" w:w="1296"/>
+            <w:shd w:fill="FFFFFF"/>
+            <w:tcMar>
+              <w:top w:w="60" w:type="dxa"/>
+              <w:bottom w:w="60" w:type="dxa"/>
+              <w:left w:w="80" w:type="dxa"/>
+              <w:right w:w="80" w:type="dxa"/>
+            </w:tcMar>
+          </w:tcPr>
+          <w:p>
+            <w:pPr>
+              <w:jc w:val="right"/>
+            </w:pPr>
+            <w:r>
+              <w:rPr>
+                <w:rFonts w:ascii="Times New Roman" w:hAnsi="Times New Roman"/>
+                <w:sz w:val="17"/>
+              </w:rPr>
+              <w:t>0.0</w:t>
+            </w:r>
+          </w:p>
+        </w:tc>
+        <w:tc>
+          <w:tcPr>
+            <w:tcW w:type="dxa" w:w="1296"/>
+            <w:shd w:fill="FFFFFF"/>
+            <w:tcMar>
+              <w:top w:w="60" w:type="dxa"/>
+              <w:bottom w:w="60" w:type="dxa"/>
+              <w:left w:w="80" w:type="dxa"/>
+              <w:right w:w="80" w:type="dxa"/>
+            </w:tcMar>
+          </w:tcPr>
+          <w:p>
+            <w:pPr>
+              <w:jc w:val="right"/>
+            </w:pPr>
+            <w:r>
+              <w:rPr>
+                <w:rFonts w:ascii="Times New Roman" w:hAnsi="Times New Roman"/>
+                <w:sz w:val="17"/>
+              </w:rPr>
+              <w:t>0.0</w:t>
+            </w:r>
+          </w:p>
+        </w:tc>
+      </w:tr>
+      <w:tr>
+        <w:tc>
+          <w:tcPr>
+            <w:tcW w:type="dxa" w:w="3024"/>
+            <w:shd w:fill="F2F5F9"/>
+            <w:tcMar>
+              <w:top w:w="60" w:type="dxa"/>
+              <w:bottom w:w="60" w:type="dxa"/>
+              <w:left w:w="80" w:type="dxa"/>
+              <w:right w:w="80" w:type="dxa"/>
+            </w:tcMar>
+          </w:tcPr>
+          <w:p>
+            <w:pPr>
+              <w:jc w:val="left"/>
+            </w:pPr>
+            <w:r>
+              <w:rPr>
+                <w:rFonts w:ascii="Times New Roman" w:hAnsi="Times New Roman"/>
+                <w:sz w:val="17"/>
+              </w:rPr>
+              <w:t>DW (Lớp phủ)</w:t>
+            </w:r>
+          </w:p>
+        </w:tc>
+        <w:tc>
+          <w:tcPr>
+            <w:tcW w:type="dxa" w:w="1296"/>
+            <w:shd w:fill="F2F5F9"/>
+            <w:tcMar>
+              <w:top w:w="60" w:type="dxa"/>
+              <w:bottom w:w="60" w:type="dxa"/>
+              <w:left w:w="80" w:type="dxa"/>
+              <w:right w:w="80" w:type="dxa"/>
+            </w:tcMar>
+          </w:tcPr>
+          <w:p>
+            <w:pPr>
+              <w:jc w:val="right"/>
+            </w:pPr>
+            <w:r>
+              <w:rPr>
+                <w:rFonts w:ascii="Times New Roman" w:hAnsi="Times New Roman"/>
+                <w:sz w:val="17"/>
+              </w:rPr>
+              <w:t>DW</w:t>
+            </w:r>
+          </w:p>
+        </w:tc>
+        <w:tc>
+          <w:tcPr>
+            <w:tcW w:type="dxa" w:w="1296"/>
+            <w:shd w:fill="F2F5F9"/>
+            <w:tcMar>
+              <w:top w:w="60" w:type="dxa"/>
+              <w:bottom w:w="60" w:type="dxa"/>
+              <w:left w:w="80" w:type="dxa"/>
+              <w:right w:w="80" w:type="dxa"/>
+            </w:tcMar>
+          </w:tcPr>
+          <w:p>
+            <w:pPr>
+              <w:jc w:val="right"/>
+            </w:pPr>
+            <w:r>
+              <w:rPr>
+                <w:rFonts w:ascii="Times New Roman" w:hAnsi="Times New Roman"/>
+                <w:sz w:val="17"/>
+              </w:rPr>
+              <w:t>1368.8</w:t>
+            </w:r>
+          </w:p>
+        </w:tc>
+        <w:tc>
+          <w:tcPr>
+            <w:tcW w:type="dxa" w:w="1152"/>
+            <w:shd w:fill="F2F5F9"/>
+            <w:tcMar>
+              <w:top w:w="60" w:type="dxa"/>
+              <w:bottom w:w="60" w:type="dxa"/>
+              <w:left w:w="80" w:type="dxa"/>
+              <w:right w:w="80" w:type="dxa"/>
+            </w:tcMar>
+          </w:tcPr>
+          <w:p>
+            <w:pPr>
+              <w:jc w:val="right"/>
+            </w:pPr>
+            <w:r>
+              <w:rPr>
+                <w:rFonts w:ascii="Times New Roman" w:hAnsi="Times New Roman"/>
+                <w:sz w:val="17"/>
+              </w:rPr>
+              <w:t>0.0</w:t>
+            </w:r>
+          </w:p>
+        </w:tc>
+        <w:tc>
+          <w:tcPr>
+            <w:tcW w:type="dxa" w:w="1152"/>
+            <w:shd w:fill="F2F5F9"/>
+            <w:tcMar>
+              <w:top w:w="60" w:type="dxa"/>
+              <w:bottom w:w="60" w:type="dxa"/>
+              <w:left w:w="80" w:type="dxa"/>
+              <w:right w:w="80" w:type="dxa"/>
+            </w:tcMar>
+          </w:tcPr>
+          <w:p>
+            <w:pPr>
+              <w:jc w:val="right"/>
+            </w:pPr>
+            <w:r>
+              <w:rPr>
+                <w:rFonts w:ascii="Times New Roman" w:hAnsi="Times New Roman"/>
+                <w:sz w:val="17"/>
+              </w:rPr>
+              <w:t>0.0</w:t>
+            </w:r>
+          </w:p>
+        </w:tc>
+        <w:tc>
+          <w:tcPr>
+            <w:tcW w:type="dxa" w:w="1296"/>
+            <w:shd w:fill="F2F5F9"/>
+            <w:tcMar>
+              <w:top w:w="60" w:type="dxa"/>
+              <w:bottom w:w="60" w:type="dxa"/>
+              <w:left w:w="80" w:type="dxa"/>
+              <w:right w:w="80" w:type="dxa"/>
+            </w:tcMar>
+          </w:tcPr>
+          <w:p>
+            <w:pPr>
+              <w:jc w:val="right"/>
+            </w:pPr>
+            <w:r>
+              <w:rPr>
+                <w:rFonts w:ascii="Times New Roman" w:hAnsi="Times New Roman"/>
+                <w:sz w:val="17"/>
+              </w:rPr>
+              <w:t>0.0</w:t>
+            </w:r>
+          </w:p>
+        </w:tc>
+        <w:tc>
+          <w:tcPr>
+            <w:tcW w:type="dxa" w:w="1296"/>
+            <w:shd w:fill="F2F5F9"/>
+            <w:tcMar>
+              <w:top w:w="60" w:type="dxa"/>
+              <w:bottom w:w="60" w:type="dxa"/>
+              <w:left w:w="80" w:type="dxa"/>
+              <w:right w:w="80" w:type="dxa"/>
+            </w:tcMar>
+          </w:tcPr>
+          <w:p>
+            <w:pPr>
+              <w:jc w:val="right"/>
+            </w:pPr>
+            <w:r>
+              <w:rPr>
+                <w:rFonts w:ascii="Times New Roman" w:hAnsi="Times New Roman"/>
+                <w:sz w:val="17"/>
+              </w:rPr>
+              <w:t>0.0</w:t>
+            </w:r>
+          </w:p>
+        </w:tc>
+      </w:tr>
+      <w:tr>
+        <w:tc>
+          <w:tcPr>
+            <w:tcW w:type="dxa" w:w="3024"/>
+            <w:shd w:fill="FFFFFF"/>
+            <w:tcMar>
+              <w:top w:w="60" w:type="dxa"/>
+              <w:bottom w:w="60" w:type="dxa"/>
+              <w:left w:w="80" w:type="dxa"/>
+              <w:right w:w="80" w:type="dxa"/>
+            </w:tcMar>
+          </w:tcPr>
+          <w:p>
+            <w:pPr>
+              <w:jc w:val="left"/>
+            </w:pPr>
+            <w:r>
+              <w:rPr>
+                <w:rFonts w:ascii="Times New Roman" w:hAnsi="Times New Roman"/>
+                <w:sz w:val="17"/>
+              </w:rPr>
+              <w:t>DC2 (Bản thân trụ)</w:t>
+            </w:r>
+          </w:p>
+        </w:tc>
+        <w:tc>
+          <w:tcPr>
+            <w:tcW w:type="dxa" w:w="1296"/>
+            <w:shd w:fill="FFFFFF"/>
+            <w:tcMar>
+              <w:top w:w="60" w:type="dxa"/>
+              <w:bottom w:w="60" w:type="dxa"/>
+              <w:left w:w="80" w:type="dxa"/>
+              <w:right w:w="80" w:type="dxa"/>
+            </w:tcMar>
+          </w:tcPr>
+          <w:p>
+            <w:pPr>
+              <w:jc w:val="right"/>
+            </w:pPr>
+            <w:r>
+              <w:rPr>
+                <w:rFonts w:ascii="Times New Roman" w:hAnsi="Times New Roman"/>
+                <w:sz w:val="17"/>
+              </w:rPr>
+              <w:t>DC2</w:t>
+            </w:r>
+          </w:p>
+        </w:tc>
+        <w:tc>
+          <w:tcPr>
+            <w:tcW w:type="dxa" w:w="1296"/>
+            <w:shd w:fill="FFFFFF"/>
+            <w:tcMar>
+              <w:top w:w="60" w:type="dxa"/>
+              <w:bottom w:w="60" w:type="dxa"/>
+              <w:left w:w="80" w:type="dxa"/>
+              <w:right w:w="80" w:type="dxa"/>
+            </w:tcMar>
+          </w:tcPr>
+          <w:p>
+            <w:pPr>
+              <w:jc w:val="right"/>
+            </w:pPr>
+            <w:r>
+              <w:rPr>
+                <w:rFonts w:ascii="Times New Roman" w:hAnsi="Times New Roman"/>
+                <w:sz w:val="17"/>
+              </w:rPr>
+              <w:t>7423.1</w:t>
+            </w:r>
+          </w:p>
+        </w:tc>
+        <w:tc>
+          <w:tcPr>
+            <w:tcW w:type="dxa" w:w="1152"/>
+            <w:shd w:fill="FFFFFF"/>
+            <w:tcMar>
+              <w:top w:w="60" w:type="dxa"/>
+              <w:bottom w:w="60" w:type="dxa"/>
+              <w:left w:w="80" w:type="dxa"/>
+              <w:right w:w="80" w:type="dxa"/>
+            </w:tcMar>
+          </w:tcPr>
+          <w:p>
+            <w:pPr>
+              <w:jc w:val="right"/>
+            </w:pPr>
+            <w:r>
+              <w:rPr>
+                <w:rFonts w:ascii="Times New Roman" w:hAnsi="Times New Roman"/>
+                <w:sz w:val="17"/>
+              </w:rPr>
+              <w:t>0.0</w:t>
+            </w:r>
+          </w:p>
+        </w:tc>
+        <w:tc>
+          <w:tcPr>
+            <w:tcW w:type="dxa" w:w="1152"/>
+            <w:shd w:fill="FFFFFF"/>
+            <w:tcMar>
+              <w:top w:w="60" w:type="dxa"/>
+              <w:bottom w:w="60" w:type="dxa"/>
+              <w:left w:w="80" w:type="dxa"/>
+              <w:right w:w="80" w:type="dxa"/>
+            </w:tcMar>
+          </w:tcPr>
+          <w:p>
+            <w:pPr>
+              <w:jc w:val="right"/>
+            </w:pPr>
+            <w:r>
+              <w:rPr>
+                <w:rFonts w:ascii="Times New Roman" w:hAnsi="Times New Roman"/>
+                <w:sz w:val="17"/>
+              </w:rPr>
+              <w:t>0.0</w:t>
+            </w:r>
+          </w:p>
+        </w:tc>
+        <w:tc>
+          <w:tcPr>
+            <w:tcW w:type="dxa" w:w="1296"/>
+            <w:shd w:fill="FFFFFF"/>
+            <w:tcMar>
+              <w:top w:w="60" w:type="dxa"/>
+              <w:bottom w:w="60" w:type="dxa"/>
+              <w:left w:w="80" w:type="dxa"/>
+              <w:right w:w="80" w:type="dxa"/>
+            </w:tcMar>
+          </w:tcPr>
+          <w:p>
+            <w:pPr>
+              <w:jc w:val="right"/>
+            </w:pPr>
+            <w:r>
+              <w:rPr>
+                <w:rFonts w:ascii="Times New Roman" w:hAnsi="Times New Roman"/>
+                <w:sz w:val="17"/>
+              </w:rPr>
+              <w:t>0.0</w:t>
+            </w:r>
+          </w:p>
+        </w:tc>
+        <w:tc>
+          <w:tcPr>
+            <w:tcW w:type="dxa" w:w="1296"/>
+            <w:shd w:fill="FFFFFF"/>
+            <w:tcMar>
+              <w:top w:w="60" w:type="dxa"/>
+              <w:bottom w:w="60" w:type="dxa"/>
+              <w:left w:w="80" w:type="dxa"/>
+              <w:right w:w="80" w:type="dxa"/>
+            </w:tcMar>
+          </w:tcPr>
+          <w:p>
+            <w:pPr>
+              <w:jc w:val="right"/>
+            </w:pPr>
+            <w:r>
+              <w:rPr>
+                <w:rFonts w:ascii="Times New Roman" w:hAnsi="Times New Roman"/>
+                <w:sz w:val="17"/>
+              </w:rPr>
+              <w:t>0.0</w:t>
+            </w:r>
+          </w:p>
+        </w:tc>
+      </w:tr>
+      <w:tr>
+        <w:tc>
+          <w:tcPr>
+            <w:tcW w:type="dxa" w:w="3024"/>
+            <w:shd w:fill="F2F5F9"/>
+            <w:tcMar>
+              <w:top w:w="60" w:type="dxa"/>
+              <w:bottom w:w="60" w:type="dxa"/>
+              <w:left w:w="80" w:type="dxa"/>
+              <w:right w:w="80" w:type="dxa"/>
+            </w:tcMar>
+          </w:tcPr>
+          <w:p>
+            <w:pPr>
+              <w:jc w:val="left"/>
+            </w:pPr>
+            <w:r>
+              <w:rPr>
+                <w:rFonts w:ascii="Times New Roman" w:hAnsi="Times New Roman"/>
+                <w:sz w:val="17"/>
+              </w:rPr>
+              <w:t>WB (Đẩy nổi)</w:t>
+            </w:r>
+          </w:p>
+        </w:tc>
+        <w:tc>
+          <w:tcPr>
+            <w:tcW w:type="dxa" w:w="1296"/>
+            <w:shd w:fill="F2F5F9"/>
+            <w:tcMar>
+              <w:top w:w="60" w:type="dxa"/>
+              <w:bottom w:w="60" w:type="dxa"/>
+              <w:left w:w="80" w:type="dxa"/>
+              <w:right w:w="80" w:type="dxa"/>
+            </w:tcMar>
+          </w:tcPr>
+          <w:p>
+            <w:pPr>
+              <w:jc w:val="right"/>
+            </w:pPr>
+            <w:r>
+              <w:rPr>
+                <w:rFonts w:ascii="Times New Roman" w:hAnsi="Times New Roman"/>
+                <w:sz w:val="17"/>
+              </w:rPr>
+              <w:t>WB</w:t>
+            </w:r>
+          </w:p>
+        </w:tc>
+        <w:tc>
+          <w:tcPr>
+            <w:tcW w:type="dxa" w:w="1296"/>
+            <w:shd w:fill="F2F5F9"/>
+            <w:tcMar>
+              <w:top w:w="60" w:type="dxa"/>
+              <w:bottom w:w="60" w:type="dxa"/>
+              <w:left w:w="80" w:type="dxa"/>
+              <w:right w:w="80" w:type="dxa"/>
+            </w:tcMar>
+          </w:tcPr>
+          <w:p>
+            <w:pPr>
+              <w:jc w:val="right"/>
+            </w:pPr>
+            <w:r>
+              <w:rPr>
+                <w:rFonts w:ascii="Times New Roman" w:hAnsi="Times New Roman"/>
+                <w:sz w:val="17"/>
+              </w:rPr>
+              <w:t>-0.0</w:t>
+            </w:r>
+          </w:p>
+        </w:tc>
+        <w:tc>
+          <w:tcPr>
+            <w:tcW w:type="dxa" w:w="1152"/>
+            <w:shd w:fill="F2F5F9"/>
+            <w:tcMar>
+              <w:top w:w="60" w:type="dxa"/>
+              <w:bottom w:w="60" w:type="dxa"/>
+              <w:left w:w="80" w:type="dxa"/>
+              <w:right w:w="80" w:type="dxa"/>
+            </w:tcMar>
+          </w:tcPr>
+          <w:p>
+            <w:pPr>
+              <w:jc w:val="right"/>
+            </w:pPr>
+            <w:r>
+              <w:rPr>
+                <w:rFonts w:ascii="Times New Roman" w:hAnsi="Times New Roman"/>
+                <w:sz w:val="17"/>
+              </w:rPr>
+              <w:t>0.0</w:t>
+            </w:r>
+          </w:p>
+        </w:tc>
+        <w:tc>
+          <w:tcPr>
+            <w:tcW w:type="dxa" w:w="1152"/>
+            <w:shd w:fill="F2F5F9"/>
+            <w:tcMar>
+              <w:top w:w="60" w:type="dxa"/>
+              <w:bottom w:w="60" w:type="dxa"/>
+              <w:left w:w="80" w:type="dxa"/>
+              <w:right w:w="80" w:type="dxa"/>
+            </w:tcMar>
+          </w:tcPr>
+          <w:p>
+            <w:pPr>
+              <w:jc w:val="right"/>
+            </w:pPr>
+            <w:r>
+              <w:rPr>
+                <w:rFonts w:ascii="Times New Roman" w:hAnsi="Times New Roman"/>
+                <w:sz w:val="17"/>
+              </w:rPr>
+              <w:t>0.0</w:t>
+            </w:r>
+          </w:p>
+        </w:tc>
+        <w:tc>
+          <w:tcPr>
+            <w:tcW w:type="dxa" w:w="1296"/>
+            <w:shd w:fill="F2F5F9"/>
+            <w:tcMar>
+              <w:top w:w="60" w:type="dxa"/>
+              <w:bottom w:w="60" w:type="dxa"/>
+              <w:left w:w="80" w:type="dxa"/>
+              <w:right w:w="80" w:type="dxa"/>
+            </w:tcMar>
+          </w:tcPr>
+          <w:p>
+            <w:pPr>
+              <w:jc w:val="right"/>
+            </w:pPr>
+            <w:r>
+              <w:rPr>
+                <w:rFonts w:ascii="Times New Roman" w:hAnsi="Times New Roman"/>
+                <w:sz w:val="17"/>
+              </w:rPr>
+              <w:t>0.0</w:t>
+            </w:r>
+          </w:p>
+        </w:tc>
+        <w:tc>
+          <w:tcPr>
+            <w:tcW w:type="dxa" w:w="1296"/>
+            <w:shd w:fill="F2F5F9"/>
+            <w:tcMar>
+              <w:top w:w="60" w:type="dxa"/>
+              <w:bottom w:w="60" w:type="dxa"/>
+              <w:left w:w="80" w:type="dxa"/>
+              <w:right w:w="80" w:type="dxa"/>
+            </w:tcMar>
+          </w:tcPr>
+          <w:p>
+            <w:pPr>
+              <w:jc w:val="right"/>
+            </w:pPr>
+            <w:r>
+              <w:rPr>
+                <w:rFonts w:ascii="Times New Roman" w:hAnsi="Times New Roman"/>
+                <w:sz w:val="17"/>
+              </w:rPr>
+              <w:t>0.0</w:t>
+            </w:r>
+          </w:p>
+        </w:tc>
+      </w:tr>
+      <w:tr>
+        <w:tc>
+          <w:tcPr>
+            <w:tcW w:type="dxa" w:w="3024"/>
+            <w:shd w:fill="FFFFFF"/>
+            <w:tcMar>
+              <w:top w:w="60" w:type="dxa"/>
+              <w:bottom w:w="60" w:type="dxa"/>
+              <w:left w:w="80" w:type="dxa"/>
+              <w:right w:w="80" w:type="dxa"/>
+            </w:tcMar>
+          </w:tcPr>
+          <w:p>
+            <w:pPr>
+              <w:jc w:val="left"/>
+            </w:pPr>
+            <w:r>
+              <w:rPr>
+                <w:rFonts w:ascii="Times New Roman" w:hAnsi="Times New Roman"/>
+                <w:sz w:val="17"/>
+              </w:rPr>
+              <w:t>BR (Lực hãm xe)</w:t>
+            </w:r>
+          </w:p>
+        </w:tc>
+        <w:tc>
+          <w:tcPr>
+            <w:tcW w:type="dxa" w:w="1296"/>
+            <w:shd w:fill="FFFFFF"/>
+            <w:tcMar>
+              <w:top w:w="60" w:type="dxa"/>
+              <w:bottom w:w="60" w:type="dxa"/>
+              <w:left w:w="80" w:type="dxa"/>
+              <w:right w:w="80" w:type="dxa"/>
+            </w:tcMar>
+          </w:tcPr>
+          <w:p>
+            <w:pPr>
+              <w:jc w:val="right"/>
+            </w:pPr>
+            <w:r>
+              <w:rPr>
+                <w:rFonts w:ascii="Times New Roman" w:hAnsi="Times New Roman"/>
+                <w:sz w:val="17"/>
+              </w:rPr>
+              <w:t>BR</w:t>
+            </w:r>
+          </w:p>
+        </w:tc>
+        <w:tc>
+          <w:tcPr>
+            <w:tcW w:type="dxa" w:w="1296"/>
+            <w:shd w:fill="FFFFFF"/>
+            <w:tcMar>
+              <w:top w:w="60" w:type="dxa"/>
+              <w:bottom w:w="60" w:type="dxa"/>
+              <w:left w:w="80" w:type="dxa"/>
+              <w:right w:w="80" w:type="dxa"/>
+            </w:tcMar>
+          </w:tcPr>
+          <w:p>
+            <w:pPr>
+              <w:jc w:val="right"/>
+            </w:pPr>
+            <w:r>
+              <w:rPr>
+                <w:rFonts w:ascii="Times New Roman" w:hAnsi="Times New Roman"/>
+                <w:sz w:val="17"/>
+              </w:rPr>
+              <w:t>0.0</w:t>
+            </w:r>
+          </w:p>
+        </w:tc>
+        <w:tc>
+          <w:tcPr>
+            <w:tcW w:type="dxa" w:w="1152"/>
+            <w:shd w:fill="FFFFFF"/>
+            <w:tcMar>
+              <w:top w:w="60" w:type="dxa"/>
+              <w:bottom w:w="60" w:type="dxa"/>
+              <w:left w:w="80" w:type="dxa"/>
+              <w:right w:w="80" w:type="dxa"/>
+            </w:tcMar>
+          </w:tcPr>
+          <w:p>
+            <w:pPr>
+              <w:jc w:val="right"/>
+            </w:pPr>
+            <w:r>
+              <w:rPr>
+                <w:rFonts w:ascii="Times New Roman" w:hAnsi="Times New Roman"/>
+                <w:sz w:val="17"/>
+              </w:rPr>
+              <w:t>316.9</w:t>
+            </w:r>
+          </w:p>
+        </w:tc>
+        <w:tc>
+          <w:tcPr>
+            <w:tcW w:type="dxa" w:w="1152"/>
+            <w:shd w:fill="FFFFFF"/>
+            <w:tcMar>
+              <w:top w:w="60" w:type="dxa"/>
+              <w:bottom w:w="60" w:type="dxa"/>
+              <w:left w:w="80" w:type="dxa"/>
+              <w:right w:w="80" w:type="dxa"/>
+            </w:tcMar>
+          </w:tcPr>
+          <w:p>
+            <w:pPr>
+              <w:jc w:val="right"/>
+            </w:pPr>
+            <w:r>
+              <w:rPr>
+                <w:rFonts w:ascii="Times New Roman" w:hAnsi="Times New Roman"/>
+                <w:sz w:val="17"/>
+              </w:rPr>
+              <w:t>0.0</w:t>
+            </w:r>
+          </w:p>
+        </w:tc>
+        <w:tc>
+          <w:tcPr>
+            <w:tcW w:type="dxa" w:w="1296"/>
+            <w:shd w:fill="FFFFFF"/>
+            <w:tcMar>
+              <w:top w:w="60" w:type="dxa"/>
+              <w:bottom w:w="60" w:type="dxa"/>
+              <w:left w:w="80" w:type="dxa"/>
+              <w:right w:w="80" w:type="dxa"/>
+            </w:tcMar>
+          </w:tcPr>
+          <w:p>
+            <w:pPr>
+              <w:jc w:val="right"/>
+            </w:pPr>
+            <w:r>
+              <w:rPr>
+                <w:rFonts w:ascii="Times New Roman" w:hAnsi="Times New Roman"/>
+                <w:sz w:val="17"/>
+              </w:rPr>
+              <w:t>0.0</w:t>
+            </w:r>
+          </w:p>
+        </w:tc>
+        <w:tc>
+          <w:tcPr>
+            <w:tcW w:type="dxa" w:w="1296"/>
+            <w:shd w:fill="FFFFFF"/>
+            <w:tcMar>
+              <w:top w:w="60" w:type="dxa"/>
+              <w:bottom w:w="60" w:type="dxa"/>
+              <w:left w:w="80" w:type="dxa"/>
+              <w:right w:w="80" w:type="dxa"/>
+            </w:tcMar>
+          </w:tcPr>
+          <w:p>
+            <w:pPr>
+              <w:jc w:val="right"/>
+            </w:pPr>
+            <w:r>
+              <w:rPr>
+                <w:rFonts w:ascii="Times New Roman" w:hAnsi="Times New Roman"/>
+                <w:sz w:val="17"/>
+              </w:rPr>
+              <w:t>5428.1</w:t>
+            </w:r>
+          </w:p>
+        </w:tc>
+      </w:tr>
+      <w:tr>
+        <w:tc>
+          <w:tcPr>
+            <w:tcW w:type="dxa" w:w="3024"/>
+            <w:shd w:fill="F2F5F9"/>
+            <w:tcMar>
+              <w:top w:w="60" w:type="dxa"/>
+              <w:bottom w:w="60" w:type="dxa"/>
+              <w:left w:w="80" w:type="dxa"/>
+              <w:right w:w="80" w:type="dxa"/>
+            </w:tcMar>
+          </w:tcPr>
+          <w:p>
+            <w:pPr>
+              <w:jc w:val="left"/>
+            </w:pPr>
+            <w:r>
+              <w:rPr>
+                <w:rFonts w:ascii="Times New Roman" w:hAnsi="Times New Roman"/>
+                <w:sz w:val="17"/>
+              </w:rPr>
+              <w:t>TU+ (Nhiệt tăng)</w:t>
+            </w:r>
+          </w:p>
+        </w:tc>
+        <w:tc>
+          <w:tcPr>
+            <w:tcW w:type="dxa" w:w="1296"/>
+            <w:shd w:fill="F2F5F9"/>
+            <w:tcMar>
+              <w:top w:w="60" w:type="dxa"/>
+              <w:bottom w:w="60" w:type="dxa"/>
+              <w:left w:w="80" w:type="dxa"/>
+              <w:right w:w="80" w:type="dxa"/>
+            </w:tcMar>
+          </w:tcPr>
+          <w:p>
+            <w:pPr>
+              <w:jc w:val="right"/>
+            </w:pPr>
+            <w:r>
+              <w:rPr>
+                <w:rFonts w:ascii="Times New Roman" w:hAnsi="Times New Roman"/>
+                <w:sz w:val="17"/>
+              </w:rPr>
+              <w:t>TU_pos</w:t>
+            </w:r>
+          </w:p>
+        </w:tc>
+        <w:tc>
+          <w:tcPr>
+            <w:tcW w:type="dxa" w:w="1296"/>
+            <w:shd w:fill="F2F5F9"/>
+            <w:tcMar>
+              <w:top w:w="60" w:type="dxa"/>
+              <w:bottom w:w="60" w:type="dxa"/>
+              <w:left w:w="80" w:type="dxa"/>
+              <w:right w:w="80" w:type="dxa"/>
+            </w:tcMar>
+          </w:tcPr>
+          <w:p>
+            <w:pPr>
+              <w:jc w:val="right"/>
+            </w:pPr>
+            <w:r>
+              <w:rPr>
+                <w:rFonts w:ascii="Times New Roman" w:hAnsi="Times New Roman"/>
+                <w:sz w:val="17"/>
+              </w:rPr>
+              <w:t>0.0</w:t>
+            </w:r>
+          </w:p>
+        </w:tc>
+        <w:tc>
+          <w:tcPr>
+            <w:tcW w:type="dxa" w:w="1152"/>
+            <w:shd w:fill="F2F5F9"/>
+            <w:tcMar>
+              <w:top w:w="60" w:type="dxa"/>
+              <w:bottom w:w="60" w:type="dxa"/>
+              <w:left w:w="80" w:type="dxa"/>
+              <w:right w:w="80" w:type="dxa"/>
+            </w:tcMar>
+          </w:tcPr>
+          <w:p>
+            <w:pPr>
+              <w:jc w:val="right"/>
+            </w:pPr>
+            <w:r>
+              <w:rPr>
+                <w:rFonts w:ascii="Times New Roman" w:hAnsi="Times New Roman"/>
+                <w:sz w:val="17"/>
+              </w:rPr>
+              <w:t>0.0</w:t>
+            </w:r>
+          </w:p>
+        </w:tc>
+        <w:tc>
+          <w:tcPr>
+            <w:tcW w:type="dxa" w:w="1152"/>
+            <w:shd w:fill="F2F5F9"/>
+            <w:tcMar>
+              <w:top w:w="60" w:type="dxa"/>
+              <w:bottom w:w="60" w:type="dxa"/>
+              <w:left w:w="80" w:type="dxa"/>
+              <w:right w:w="80" w:type="dxa"/>
+            </w:tcMar>
+          </w:tcPr>
+          <w:p>
+            <w:pPr>
+              <w:jc w:val="right"/>
+            </w:pPr>
+            <w:r>
+              <w:rPr>
+                <w:rFonts w:ascii="Times New Roman" w:hAnsi="Times New Roman"/>
+                <w:sz w:val="17"/>
+              </w:rPr>
+              <w:t>0.0</w:t>
+            </w:r>
+          </w:p>
+        </w:tc>
+        <w:tc>
+          <w:tcPr>
+            <w:tcW w:type="dxa" w:w="1296"/>
+            <w:shd w:fill="F2F5F9"/>
+            <w:tcMar>
+              <w:top w:w="60" w:type="dxa"/>
+              <w:bottom w:w="60" w:type="dxa"/>
+              <w:left w:w="80" w:type="dxa"/>
+              <w:right w:w="80" w:type="dxa"/>
+            </w:tcMar>
+          </w:tcPr>
+          <w:p>
+            <w:pPr>
+              <w:jc w:val="right"/>
+            </w:pPr>
+            <w:r>
+              <w:rPr>
+                <w:rFonts w:ascii="Times New Roman" w:hAnsi="Times New Roman"/>
+                <w:sz w:val="17"/>
+              </w:rPr>
+              <w:t>0.0</w:t>
+            </w:r>
+          </w:p>
+        </w:tc>
+        <w:tc>
+          <w:tcPr>
+            <w:tcW w:type="dxa" w:w="1296"/>
+            <w:shd w:fill="F2F5F9"/>
+            <w:tcMar>
+              <w:top w:w="60" w:type="dxa"/>
+              <w:bottom w:w="60" w:type="dxa"/>
+              <w:left w:w="80" w:type="dxa"/>
+              <w:right w:w="80" w:type="dxa"/>
+            </w:tcMar>
+          </w:tcPr>
+          <w:p>
+            <w:pPr>
+              <w:jc w:val="right"/>
+            </w:pPr>
+            <w:r>
+              <w:rPr>
+                <w:rFonts w:ascii="Times New Roman" w:hAnsi="Times New Roman"/>
+                <w:sz w:val="17"/>
+              </w:rPr>
+              <w:t>0.0</w:t>
+            </w:r>
+          </w:p>
+        </w:tc>
+      </w:tr>
+      <w:tr>
+        <w:tc>
+          <w:tcPr>
+            <w:tcW w:type="dxa" w:w="3024"/>
+            <w:shd w:fill="FFFFFF"/>
+            <w:tcMar>
+              <w:top w:w="60" w:type="dxa"/>
+              <w:bottom w:w="60" w:type="dxa"/>
+              <w:left w:w="80" w:type="dxa"/>
+              <w:right w:w="80" w:type="dxa"/>
+            </w:tcMar>
+          </w:tcPr>
+          <w:p>
+            <w:pPr>
+              <w:jc w:val="left"/>
+            </w:pPr>
+            <w:r>
+              <w:rPr>
+                <w:rFonts w:ascii="Times New Roman" w:hAnsi="Times New Roman"/>
+                <w:sz w:val="17"/>
+              </w:rPr>
+              <w:t>TU- (Nhiệt giảm)</w:t>
+            </w:r>
+          </w:p>
+        </w:tc>
+        <w:tc>
+          <w:tcPr>
+            <w:tcW w:type="dxa" w:w="1296"/>
+            <w:shd w:fill="FFFFFF"/>
+            <w:tcMar>
+              <w:top w:w="60" w:type="dxa"/>
+              <w:bottom w:w="60" w:type="dxa"/>
+              <w:left w:w="80" w:type="dxa"/>
+              <w:right w:w="80" w:type="dxa"/>
+            </w:tcMar>
+          </w:tcPr>
+          <w:p>
+            <w:pPr>
+              <w:jc w:val="right"/>
+            </w:pPr>
+            <w:r>
+              <w:rPr>
+                <w:rFonts w:ascii="Times New Roman" w:hAnsi="Times New Roman"/>
+                <w:sz w:val="17"/>
+              </w:rPr>
+              <w:t>TU_neg</w:t>
+            </w:r>
+          </w:p>
+        </w:tc>
+        <w:tc>
+          <w:tcPr>
+            <w:tcW w:type="dxa" w:w="1296"/>
+            <w:shd w:fill="FFFFFF"/>
+            <w:tcMar>
+              <w:top w:w="60" w:type="dxa"/>
+              <w:bottom w:w="60" w:type="dxa"/>
+              <w:left w:w="80" w:type="dxa"/>
+              <w:right w:w="80" w:type="dxa"/>
+            </w:tcMar>
+          </w:tcPr>
+          <w:p>
+            <w:pPr>
+              <w:jc w:val="right"/>
+            </w:pPr>
+            <w:r>
+              <w:rPr>
+                <w:rFonts w:ascii="Times New Roman" w:hAnsi="Times New Roman"/>
+                <w:sz w:val="17"/>
+              </w:rPr>
+              <w:t>0.0</w:t>
+            </w:r>
+          </w:p>
+        </w:tc>
+        <w:tc>
+          <w:tcPr>
+            <w:tcW w:type="dxa" w:w="1152"/>
+            <w:shd w:fill="FFFFFF"/>
+            <w:tcMar>
+              <w:top w:w="60" w:type="dxa"/>
+              <w:bottom w:w="60" w:type="dxa"/>
+              <w:left w:w="80" w:type="dxa"/>
+              <w:right w:w="80" w:type="dxa"/>
+            </w:tcMar>
+          </w:tcPr>
+          <w:p>
+            <w:pPr>
+              <w:jc w:val="right"/>
+            </w:pPr>
+            <w:r>
+              <w:rPr>
+                <w:rFonts w:ascii="Times New Roman" w:hAnsi="Times New Roman"/>
+                <w:sz w:val="17"/>
+              </w:rPr>
+              <w:t>0.0</w:t>
+            </w:r>
+          </w:p>
+        </w:tc>
+        <w:tc>
+          <w:tcPr>
+            <w:tcW w:type="dxa" w:w="1152"/>
+            <w:shd w:fill="FFFFFF"/>
+            <w:tcMar>
+              <w:top w:w="60" w:type="dxa"/>
+              <w:bottom w:w="60" w:type="dxa"/>
+              <w:left w:w="80" w:type="dxa"/>
+              <w:right w:w="80" w:type="dxa"/>
+            </w:tcMar>
+          </w:tcPr>
+          <w:p>
+            <w:pPr>
+              <w:jc w:val="right"/>
+            </w:pPr>
+            <w:r>
+              <w:rPr>
+                <w:rFonts w:ascii="Times New Roman" w:hAnsi="Times New Roman"/>
+                <w:sz w:val="17"/>
+              </w:rPr>
+              <w:t>0.0</w:t>
+            </w:r>
+          </w:p>
+        </w:tc>
+        <w:tc>
+          <w:tcPr>
+            <w:tcW w:type="dxa" w:w="1296"/>
+            <w:shd w:fill="FFFFFF"/>
+            <w:tcMar>
+              <w:top w:w="60" w:type="dxa"/>
+              <w:bottom w:w="60" w:type="dxa"/>
+              <w:left w:w="80" w:type="dxa"/>
+              <w:right w:w="80" w:type="dxa"/>
+            </w:tcMar>
+          </w:tcPr>
+          <w:p>
+            <w:pPr>
+              <w:jc w:val="right"/>
+            </w:pPr>
+            <w:r>
+              <w:rPr>
+                <w:rFonts w:ascii="Times New Roman" w:hAnsi="Times New Roman"/>
+                <w:sz w:val="17"/>
+              </w:rPr>
+              <w:t>0.0</w:t>
+            </w:r>
+          </w:p>
+        </w:tc>
+        <w:tc>
+          <w:tcPr>
+            <w:tcW w:type="dxa" w:w="1296"/>
+            <w:shd w:fill="FFFFFF"/>
+            <w:tcMar>
+              <w:top w:w="60" w:type="dxa"/>
+              <w:bottom w:w="60" w:type="dxa"/>
+              <w:left w:w="80" w:type="dxa"/>
+              <w:right w:w="80" w:type="dxa"/>
+            </w:tcMar>
+          </w:tcPr>
+          <w:p>
+            <w:pPr>
+              <w:jc w:val="right"/>
+            </w:pPr>
+            <w:r>
+              <w:rPr>
+                <w:rFonts w:ascii="Times New Roman" w:hAnsi="Times New Roman"/>
+                <w:sz w:val="17"/>
+              </w:rPr>
+              <w:t>0.0</w:t>
+            </w:r>
+          </w:p>
+        </w:tc>
+      </w:tr>
+      <w:tr>
+        <w:tc>
+          <w:tcPr>
+            <w:tcW w:type="dxa" w:w="3024"/>
+            <w:shd w:fill="F2F5F9"/>
+            <w:tcMar>
+              <w:top w:w="60" w:type="dxa"/>
+              <w:bottom w:w="60" w:type="dxa"/>
+              <w:left w:w="80" w:type="dxa"/>
+              <w:right w:w="80" w:type="dxa"/>
+            </w:tcMar>
+          </w:tcPr>
+          <w:p>
+            <w:pPr>
+              <w:jc w:val="left"/>
+            </w:pPr>
+            <w:r>
+              <w:rPr>
+                <w:rFonts w:ascii="Times New Roman" w:hAnsi="Times New Roman"/>
+                <w:sz w:val="17"/>
+              </w:rPr>
+              <w:t>CR (Từ biến)</w:t>
+            </w:r>
+          </w:p>
+        </w:tc>
+        <w:tc>
+          <w:tcPr>
+            <w:tcW w:type="dxa" w:w="1296"/>
+            <w:shd w:fill="F2F5F9"/>
+            <w:tcMar>
+              <w:top w:w="60" w:type="dxa"/>
+              <w:bottom w:w="60" w:type="dxa"/>
+              <w:left w:w="80" w:type="dxa"/>
+              <w:right w:w="80" w:type="dxa"/>
+            </w:tcMar>
+          </w:tcPr>
+          <w:p>
+            <w:pPr>
+              <w:jc w:val="right"/>
+            </w:pPr>
+            <w:r>
+              <w:rPr>
+                <w:rFonts w:ascii="Times New Roman" w:hAnsi="Times New Roman"/>
+                <w:sz w:val="17"/>
+              </w:rPr>
+              <w:t>CR</w:t>
+            </w:r>
+          </w:p>
+        </w:tc>
+        <w:tc>
+          <w:tcPr>
+            <w:tcW w:type="dxa" w:w="1296"/>
+            <w:shd w:fill="F2F5F9"/>
+            <w:tcMar>
+              <w:top w:w="60" w:type="dxa"/>
+              <w:bottom w:w="60" w:type="dxa"/>
+              <w:left w:w="80" w:type="dxa"/>
+              <w:right w:w="80" w:type="dxa"/>
+            </w:tcMar>
+          </w:tcPr>
+          <w:p>
+            <w:pPr>
+              <w:jc w:val="right"/>
+            </w:pPr>
+            <w:r>
+              <w:rPr>
+                <w:rFonts w:ascii="Times New Roman" w:hAnsi="Times New Roman"/>
+                <w:sz w:val="17"/>
+              </w:rPr>
+              <w:t>0.0</w:t>
+            </w:r>
+          </w:p>
+        </w:tc>
+        <w:tc>
+          <w:tcPr>
+            <w:tcW w:type="dxa" w:w="1152"/>
+            <w:shd w:fill="F2F5F9"/>
+            <w:tcMar>
+              <w:top w:w="60" w:type="dxa"/>
+              <w:bottom w:w="60" w:type="dxa"/>
+              <w:left w:w="80" w:type="dxa"/>
+              <w:right w:w="80" w:type="dxa"/>
+            </w:tcMar>
+          </w:tcPr>
+          <w:p>
+            <w:pPr>
+              <w:jc w:val="right"/>
+            </w:pPr>
+            <w:r>
+              <w:rPr>
+                <w:rFonts w:ascii="Times New Roman" w:hAnsi="Times New Roman"/>
+                <w:sz w:val="17"/>
+              </w:rPr>
+              <w:t>0.0</w:t>
+            </w:r>
+          </w:p>
+        </w:tc>
+        <w:tc>
+          <w:tcPr>
+            <w:tcW w:type="dxa" w:w="1152"/>
+            <w:shd w:fill="F2F5F9"/>
+            <w:tcMar>
+              <w:top w:w="60" w:type="dxa"/>
+              <w:bottom w:w="60" w:type="dxa"/>
+              <w:left w:w="80" w:type="dxa"/>
+              <w:right w:w="80" w:type="dxa"/>
+            </w:tcMar>
+          </w:tcPr>
+          <w:p>
+            <w:pPr>
+              <w:jc w:val="right"/>
+            </w:pPr>
+            <w:r>
+              <w:rPr>
+                <w:rFonts w:ascii="Times New Roman" w:hAnsi="Times New Roman"/>
+                <w:sz w:val="17"/>
+              </w:rPr>
+              <w:t>0.0</w:t>
+            </w:r>
+          </w:p>
+        </w:tc>
+        <w:tc>
+          <w:tcPr>
+            <w:tcW w:type="dxa" w:w="1296"/>
+            <w:shd w:fill="F2F5F9"/>
+            <w:tcMar>
+              <w:top w:w="60" w:type="dxa"/>
+              <w:bottom w:w="60" w:type="dxa"/>
+              <w:left w:w="80" w:type="dxa"/>
+              <w:right w:w="80" w:type="dxa"/>
+            </w:tcMar>
+          </w:tcPr>
+          <w:p>
+            <w:pPr>
+              <w:jc w:val="right"/>
+            </w:pPr>
+            <w:r>
+              <w:rPr>
+                <w:rFonts w:ascii="Times New Roman" w:hAnsi="Times New Roman"/>
+                <w:sz w:val="17"/>
+              </w:rPr>
+              <w:t>0.0</w:t>
+            </w:r>
+          </w:p>
+        </w:tc>
+        <w:tc>
+          <w:tcPr>
+            <w:tcW w:type="dxa" w:w="1296"/>
+            <w:shd w:fill="F2F5F9"/>
+            <w:tcMar>
+              <w:top w:w="60" w:type="dxa"/>
+              <w:bottom w:w="60" w:type="dxa"/>
+              <w:left w:w="80" w:type="dxa"/>
+              <w:right w:w="80" w:type="dxa"/>
+            </w:tcMar>
+          </w:tcPr>
+          <w:p>
+            <w:pPr>
+              <w:jc w:val="right"/>
+            </w:pPr>
+            <w:r>
+              <w:rPr>
+                <w:rFonts w:ascii="Times New Roman" w:hAnsi="Times New Roman"/>
+                <w:sz w:val="17"/>
+              </w:rPr>
+              <w:t>0.0</w:t>
+            </w:r>
+          </w:p>
+        </w:tc>
+      </w:tr>
+      <w:tr>
+        <w:tc>
+          <w:tcPr>
+            <w:tcW w:type="dxa" w:w="3024"/>
+            <w:shd w:fill="FFFFFF"/>
+            <w:tcMar>
+              <w:top w:w="60" w:type="dxa"/>
+              <w:bottom w:w="60" w:type="dxa"/>
+              <w:left w:w="80" w:type="dxa"/>
+              <w:right w:w="80" w:type="dxa"/>
+            </w:tcMar>
+          </w:tcPr>
+          <w:p>
+            <w:pPr>
+              <w:jc w:val="left"/>
+            </w:pPr>
+            <w:r>
+              <w:rPr>
+                <w:rFonts w:ascii="Times New Roman" w:hAnsi="Times New Roman"/>
+                <w:sz w:val="17"/>
+              </w:rPr>
+              <w:t>SH (Co ngót)</w:t>
+            </w:r>
+          </w:p>
+        </w:tc>
+        <w:tc>
+          <w:tcPr>
+            <w:tcW w:type="dxa" w:w="1296"/>
+            <w:shd w:fill="FFFFFF"/>
+            <w:tcMar>
+              <w:top w:w="60" w:type="dxa"/>
+              <w:bottom w:w="60" w:type="dxa"/>
+              <w:left w:w="80" w:type="dxa"/>
+              <w:right w:w="80" w:type="dxa"/>
+            </w:tcMar>
+          </w:tcPr>
+          <w:p>
+            <w:pPr>
+              <w:jc w:val="right"/>
+            </w:pPr>
+            <w:r>
+              <w:rPr>
+                <w:rFonts w:ascii="Times New Roman" w:hAnsi="Times New Roman"/>
+                <w:sz w:val="17"/>
+              </w:rPr>
+              <w:t>SH</w:t>
+            </w:r>
+          </w:p>
+        </w:tc>
+        <w:tc>
+          <w:tcPr>
+            <w:tcW w:type="dxa" w:w="1296"/>
+            <w:shd w:fill="FFFFFF"/>
+            <w:tcMar>
+              <w:top w:w="60" w:type="dxa"/>
+              <w:bottom w:w="60" w:type="dxa"/>
+              <w:left w:w="80" w:type="dxa"/>
+              <w:right w:w="80" w:type="dxa"/>
+            </w:tcMar>
+          </w:tcPr>
+          <w:p>
+            <w:pPr>
+              <w:jc w:val="right"/>
+            </w:pPr>
+            <w:r>
+              <w:rPr>
+                <w:rFonts w:ascii="Times New Roman" w:hAnsi="Times New Roman"/>
+                <w:sz w:val="17"/>
+              </w:rPr>
+              <w:t>0.0</w:t>
+            </w:r>
+          </w:p>
+        </w:tc>
+        <w:tc>
+          <w:tcPr>
+            <w:tcW w:type="dxa" w:w="1152"/>
+            <w:shd w:fill="FFFFFF"/>
+            <w:tcMar>
+              <w:top w:w="60" w:type="dxa"/>
+              <w:bottom w:w="60" w:type="dxa"/>
+              <w:left w:w="80" w:type="dxa"/>
+              <w:right w:w="80" w:type="dxa"/>
+            </w:tcMar>
+          </w:tcPr>
+          <w:p>
+            <w:pPr>
+              <w:jc w:val="right"/>
+            </w:pPr>
+            <w:r>
+              <w:rPr>
+                <w:rFonts w:ascii="Times New Roman" w:hAnsi="Times New Roman"/>
+                <w:sz w:val="17"/>
+              </w:rPr>
+              <w:t>0.0</w:t>
+            </w:r>
+          </w:p>
+        </w:tc>
+        <w:tc>
+          <w:tcPr>
+            <w:tcW w:type="dxa" w:w="1152"/>
+            <w:shd w:fill="FFFFFF"/>
+            <w:tcMar>
+              <w:top w:w="60" w:type="dxa"/>
+              <w:bottom w:w="60" w:type="dxa"/>
+              <w:left w:w="80" w:type="dxa"/>
+              <w:right w:w="80" w:type="dxa"/>
+            </w:tcMar>
+          </w:tcPr>
+          <w:p>
+            <w:pPr>
+              <w:jc w:val="right"/>
+            </w:pPr>
+            <w:r>
+              <w:rPr>
+                <w:rFonts w:ascii="Times New Roman" w:hAnsi="Times New Roman"/>
+                <w:sz w:val="17"/>
+              </w:rPr>
+              <w:t>0.0</w:t>
+            </w:r>
+          </w:p>
+        </w:tc>
+        <w:tc>
+          <w:tcPr>
+            <w:tcW w:type="dxa" w:w="1296"/>
+            <w:shd w:fill="FFFFFF"/>
+            <w:tcMar>
+              <w:top w:w="60" w:type="dxa"/>
+              <w:bottom w:w="60" w:type="dxa"/>
+              <w:left w:w="80" w:type="dxa"/>
+              <w:right w:w="80" w:type="dxa"/>
+            </w:tcMar>
+          </w:tcPr>
+          <w:p>
+            <w:pPr>
+              <w:jc w:val="right"/>
+            </w:pPr>
+            <w:r>
+              <w:rPr>
+                <w:rFonts w:ascii="Times New Roman" w:hAnsi="Times New Roman"/>
+                <w:sz w:val="17"/>
+              </w:rPr>
+              <w:t>0.0</w:t>
+            </w:r>
+          </w:p>
+        </w:tc>
+        <w:tc>
+          <w:tcPr>
+            <w:tcW w:type="dxa" w:w="1296"/>
+            <w:shd w:fill="FFFFFF"/>
+            <w:tcMar>
+              <w:top w:w="60" w:type="dxa"/>
+              <w:bottom w:w="60" w:type="dxa"/>
+              <w:left w:w="80" w:type="dxa"/>
+              <w:right w:w="80" w:type="dxa"/>
+            </w:tcMar>
+          </w:tcPr>
+          <w:p>
+            <w:pPr>
+              <w:jc w:val="right"/>
+            </w:pPr>
+            <w:r>
+              <w:rPr>
+                <w:rFonts w:ascii="Times New Roman" w:hAnsi="Times New Roman"/>
+                <w:sz w:val="17"/>
+              </w:rPr>
+              <w:t>0.0</w:t>
+            </w:r>
+          </w:p>
+        </w:tc>
+      </w:tr>
+      <w:tr>
+        <w:tc>
+          <w:tcPr>
+            <w:tcW w:type="dxa" w:w="3024"/>
+            <w:shd w:fill="F2F5F9"/>
+            <w:tcMar>
+              <w:top w:w="60" w:type="dxa"/>
+              <w:bottom w:w="60" w:type="dxa"/>
+              <w:left w:w="80" w:type="dxa"/>
+              <w:right w:w="80" w:type="dxa"/>
+            </w:tcMar>
+          </w:tcPr>
+          <w:p>
+            <w:pPr>
+              <w:jc w:val="left"/>
+            </w:pPr>
+            <w:r>
+              <w:rPr>
+                <w:rFonts w:ascii="Times New Roman" w:hAnsi="Times New Roman"/>
+                <w:sz w:val="17"/>
+              </w:rPr>
+              <w:t>FR+ (Ma sát gối)</w:t>
+            </w:r>
+          </w:p>
+        </w:tc>
+        <w:tc>
+          <w:tcPr>
+            <w:tcW w:type="dxa" w:w="1296"/>
+            <w:shd w:fill="F2F5F9"/>
+            <w:tcMar>
+              <w:top w:w="60" w:type="dxa"/>
+              <w:bottom w:w="60" w:type="dxa"/>
+              <w:left w:w="80" w:type="dxa"/>
+              <w:right w:w="80" w:type="dxa"/>
+            </w:tcMar>
+          </w:tcPr>
+          <w:p>
+            <w:pPr>
+              <w:jc w:val="right"/>
+            </w:pPr>
+            <w:r>
+              <w:rPr>
+                <w:rFonts w:ascii="Times New Roman" w:hAnsi="Times New Roman"/>
+                <w:sz w:val="17"/>
+              </w:rPr>
+              <w:t>FR_pos</w:t>
+            </w:r>
+          </w:p>
+        </w:tc>
+        <w:tc>
+          <w:tcPr>
+            <w:tcW w:type="dxa" w:w="1296"/>
+            <w:shd w:fill="F2F5F9"/>
+            <w:tcMar>
+              <w:top w:w="60" w:type="dxa"/>
+              <w:bottom w:w="60" w:type="dxa"/>
+              <w:left w:w="80" w:type="dxa"/>
+              <w:right w:w="80" w:type="dxa"/>
+            </w:tcMar>
+          </w:tcPr>
+          <w:p>
+            <w:pPr>
+              <w:jc w:val="right"/>
+            </w:pPr>
+            <w:r>
+              <w:rPr>
+                <w:rFonts w:ascii="Times New Roman" w:hAnsi="Times New Roman"/>
+                <w:sz w:val="17"/>
+              </w:rPr>
+              <w:t>0.0</w:t>
+            </w:r>
+          </w:p>
+        </w:tc>
+        <w:tc>
+          <w:tcPr>
+            <w:tcW w:type="dxa" w:w="1152"/>
+            <w:shd w:fill="F2F5F9"/>
+            <w:tcMar>
+              <w:top w:w="60" w:type="dxa"/>
+              <w:bottom w:w="60" w:type="dxa"/>
+              <w:left w:w="80" w:type="dxa"/>
+              <w:right w:w="80" w:type="dxa"/>
+            </w:tcMar>
+          </w:tcPr>
+          <w:p>
+            <w:pPr>
+              <w:jc w:val="right"/>
+            </w:pPr>
+            <w:r>
+              <w:rPr>
+                <w:rFonts w:ascii="Times New Roman" w:hAnsi="Times New Roman"/>
+                <w:sz w:val="17"/>
+              </w:rPr>
+              <w:t>517.3</w:t>
+            </w:r>
+          </w:p>
+        </w:tc>
+        <w:tc>
+          <w:tcPr>
+            <w:tcW w:type="dxa" w:w="1152"/>
+            <w:shd w:fill="F2F5F9"/>
+            <w:tcMar>
+              <w:top w:w="60" w:type="dxa"/>
+              <w:bottom w:w="60" w:type="dxa"/>
+              <w:left w:w="80" w:type="dxa"/>
+              <w:right w:w="80" w:type="dxa"/>
+            </w:tcMar>
+          </w:tcPr>
+          <w:p>
+            <w:pPr>
+              <w:jc w:val="right"/>
+            </w:pPr>
+            <w:r>
+              <w:rPr>
+                <w:rFonts w:ascii="Times New Roman" w:hAnsi="Times New Roman"/>
+                <w:sz w:val="17"/>
+              </w:rPr>
+              <w:t>0.0</w:t>
+            </w:r>
+          </w:p>
+        </w:tc>
+        <w:tc>
+          <w:tcPr>
+            <w:tcW w:type="dxa" w:w="1296"/>
+            <w:shd w:fill="F2F5F9"/>
+            <w:tcMar>
+              <w:top w:w="60" w:type="dxa"/>
+              <w:bottom w:w="60" w:type="dxa"/>
+              <w:left w:w="80" w:type="dxa"/>
+              <w:right w:w="80" w:type="dxa"/>
+            </w:tcMar>
+          </w:tcPr>
+          <w:p>
+            <w:pPr>
+              <w:jc w:val="right"/>
+            </w:pPr>
+            <w:r>
+              <w:rPr>
+                <w:rFonts w:ascii="Times New Roman" w:hAnsi="Times New Roman"/>
+                <w:sz w:val="17"/>
+              </w:rPr>
+              <w:t>0.0</w:t>
+            </w:r>
+          </w:p>
+        </w:tc>
+        <w:tc>
+          <w:tcPr>
+            <w:tcW w:type="dxa" w:w="1296"/>
+            <w:shd w:fill="F2F5F9"/>
+            <w:tcMar>
+              <w:top w:w="60" w:type="dxa"/>
+              <w:bottom w:w="60" w:type="dxa"/>
+              <w:left w:w="80" w:type="dxa"/>
+              <w:right w:w="80" w:type="dxa"/>
+            </w:tcMar>
+          </w:tcPr>
+          <w:p>
+            <w:pPr>
+              <w:jc w:val="right"/>
+            </w:pPr>
+            <w:r>
+              <w:rPr>
+                <w:rFonts w:ascii="Times New Roman" w:hAnsi="Times New Roman"/>
+                <w:sz w:val="17"/>
+              </w:rPr>
+              <w:t>5380.2</w:t>
+            </w:r>
+          </w:p>
+        </w:tc>
+      </w:tr>
+      <w:tr>
+        <w:tc>
+          <w:tcPr>
+            <w:tcW w:type="dxa" w:w="3024"/>
+            <w:shd w:fill="FFFFFF"/>
+            <w:tcMar>
+              <w:top w:w="60" w:type="dxa"/>
+              <w:bottom w:w="60" w:type="dxa"/>
+              <w:left w:w="80" w:type="dxa"/>
+              <w:right w:w="80" w:type="dxa"/>
+            </w:tcMar>
+          </w:tcPr>
+          <w:p>
+            <w:pPr>
+              <w:jc w:val="left"/>
+            </w:pPr>
+            <w:r>
+              <w:rPr>
+                <w:rFonts w:ascii="Times New Roman" w:hAnsi="Times New Roman"/>
+                <w:sz w:val="17"/>
+              </w:rPr>
+              <w:t>FR- (Ma sát gối)</w:t>
+            </w:r>
+          </w:p>
+        </w:tc>
+        <w:tc>
+          <w:tcPr>
+            <w:tcW w:type="dxa" w:w="1296"/>
+            <w:shd w:fill="FFFFFF"/>
+            <w:tcMar>
+              <w:top w:w="60" w:type="dxa"/>
+              <w:bottom w:w="60" w:type="dxa"/>
+              <w:left w:w="80" w:type="dxa"/>
+              <w:right w:w="80" w:type="dxa"/>
+            </w:tcMar>
+          </w:tcPr>
+          <w:p>
+            <w:pPr>
+              <w:jc w:val="right"/>
+            </w:pPr>
+            <w:r>
+              <w:rPr>
+                <w:rFonts w:ascii="Times New Roman" w:hAnsi="Times New Roman"/>
+                <w:sz w:val="17"/>
+              </w:rPr>
+              <w:t>FR_neg</w:t>
+            </w:r>
+          </w:p>
+        </w:tc>
+        <w:tc>
+          <w:tcPr>
+            <w:tcW w:type="dxa" w:w="1296"/>
+            <w:shd w:fill="FFFFFF"/>
+            <w:tcMar>
+              <w:top w:w="60" w:type="dxa"/>
+              <w:bottom w:w="60" w:type="dxa"/>
+              <w:left w:w="80" w:type="dxa"/>
+              <w:right w:w="80" w:type="dxa"/>
+            </w:tcMar>
+          </w:tcPr>
+          <w:p>
+            <w:pPr>
+              <w:jc w:val="right"/>
+            </w:pPr>
+            <w:r>
+              <w:rPr>
+                <w:rFonts w:ascii="Times New Roman" w:hAnsi="Times New Roman"/>
+                <w:sz w:val="17"/>
+              </w:rPr>
+              <w:t>0.0</w:t>
+            </w:r>
+          </w:p>
+        </w:tc>
+        <w:tc>
+          <w:tcPr>
+            <w:tcW w:type="dxa" w:w="1152"/>
+            <w:shd w:fill="FFFFFF"/>
+            <w:tcMar>
+              <w:top w:w="60" w:type="dxa"/>
+              <w:bottom w:w="60" w:type="dxa"/>
+              <w:left w:w="80" w:type="dxa"/>
+              <w:right w:w="80" w:type="dxa"/>
+            </w:tcMar>
+          </w:tcPr>
+          <w:p>
+            <w:pPr>
+              <w:jc w:val="right"/>
+            </w:pPr>
+            <w:r>
+              <w:rPr>
+                <w:rFonts w:ascii="Times New Roman" w:hAnsi="Times New Roman"/>
+                <w:sz w:val="17"/>
+              </w:rPr>
+              <w:t>-517.3</w:t>
+            </w:r>
+          </w:p>
+        </w:tc>
+        <w:tc>
+          <w:tcPr>
+            <w:tcW w:type="dxa" w:w="1152"/>
+            <w:shd w:fill="FFFFFF"/>
+            <w:tcMar>
+              <w:top w:w="60" w:type="dxa"/>
+              <w:bottom w:w="60" w:type="dxa"/>
+              <w:left w:w="80" w:type="dxa"/>
+              <w:right w:w="80" w:type="dxa"/>
+            </w:tcMar>
+          </w:tcPr>
+          <w:p>
+            <w:pPr>
+              <w:jc w:val="right"/>
+            </w:pPr>
+            <w:r>
+              <w:rPr>
+                <w:rFonts w:ascii="Times New Roman" w:hAnsi="Times New Roman"/>
+                <w:sz w:val="17"/>
+              </w:rPr>
+              <w:t>0.0</w:t>
+            </w:r>
+          </w:p>
+        </w:tc>
+        <w:tc>
+          <w:tcPr>
+            <w:tcW w:type="dxa" w:w="1296"/>
+            <w:shd w:fill="FFFFFF"/>
+            <w:tcMar>
+              <w:top w:w="60" w:type="dxa"/>
+              <w:bottom w:w="60" w:type="dxa"/>
+              <w:left w:w="80" w:type="dxa"/>
+              <w:right w:w="80" w:type="dxa"/>
+            </w:tcMar>
+          </w:tcPr>
+          <w:p>
+            <w:pPr>
+              <w:jc w:val="right"/>
+            </w:pPr>
+            <w:r>
+              <w:rPr>
+                <w:rFonts w:ascii="Times New Roman" w:hAnsi="Times New Roman"/>
+                <w:sz w:val="17"/>
+              </w:rPr>
+              <w:t>0.0</w:t>
+            </w:r>
+          </w:p>
+        </w:tc>
+        <w:tc>
+          <w:tcPr>
+            <w:tcW w:type="dxa" w:w="1296"/>
+            <w:shd w:fill="FFFFFF"/>
+            <w:tcMar>
+              <w:top w:w="60" w:type="dxa"/>
+              <w:bottom w:w="60" w:type="dxa"/>
+              <w:left w:w="80" w:type="dxa"/>
+              <w:right w:w="80" w:type="dxa"/>
+            </w:tcMar>
+          </w:tcPr>
+          <w:p>
+            <w:pPr>
+              <w:jc w:val="right"/>
+            </w:pPr>
+            <w:r>
+              <w:rPr>
+                <w:rFonts w:ascii="Times New Roman" w:hAnsi="Times New Roman"/>
+                <w:sz w:val="17"/>
+              </w:rPr>
+              <w:t>-5380.2</w:t>
+            </w:r>
+          </w:p>
+        </w:tc>
+      </w:tr>
+      <w:tr>
+        <w:tc>
+          <w:tcPr>
+            <w:tcW w:type="dxa" w:w="3024"/>
+            <w:shd w:fill="F2F5F9"/>
+            <w:tcMar>
+              <w:top w:w="60" w:type="dxa"/>
+              <w:bottom w:w="60" w:type="dxa"/>
+              <w:left w:w="80" w:type="dxa"/>
+              <w:right w:w="80" w:type="dxa"/>
+            </w:tcMar>
+          </w:tcPr>
+          <w:p>
+            <w:pPr>
+              <w:jc w:val="left"/>
+            </w:pPr>
+            <w:r>
+              <w:rPr>
+                <w:rFonts w:ascii="Times New Roman" w:hAnsi="Times New Roman"/>
+                <w:sz w:val="17"/>
+              </w:rPr>
+              <w:t>WS ngang Vtk</w:t>
+            </w:r>
+          </w:p>
+        </w:tc>
+        <w:tc>
+          <w:tcPr>
+            <w:tcW w:type="dxa" w:w="1296"/>
+            <w:shd w:fill="F2F5F9"/>
+            <w:tcMar>
+              <w:top w:w="60" w:type="dxa"/>
+              <w:bottom w:w="60" w:type="dxa"/>
+              <w:left w:w="80" w:type="dxa"/>
+              <w:right w:w="80" w:type="dxa"/>
+            </w:tcMar>
+          </w:tcPr>
+          <w:p>
+            <w:pPr>
+              <w:jc w:val="right"/>
+            </w:pPr>
+            <w:r>
+              <w:rPr>
+                <w:rFonts w:ascii="Times New Roman" w:hAnsi="Times New Roman"/>
+                <w:sz w:val="17"/>
+              </w:rPr>
+              <w:t>WS_ngang_des</w:t>
+            </w:r>
+          </w:p>
+        </w:tc>
+        <w:tc>
+          <w:tcPr>
+            <w:tcW w:type="dxa" w:w="1296"/>
+            <w:shd w:fill="F2F5F9"/>
+            <w:tcMar>
+              <w:top w:w="60" w:type="dxa"/>
+              <w:bottom w:w="60" w:type="dxa"/>
+              <w:left w:w="80" w:type="dxa"/>
+              <w:right w:w="80" w:type="dxa"/>
+            </w:tcMar>
+          </w:tcPr>
+          <w:p>
+            <w:pPr>
+              <w:jc w:val="right"/>
+            </w:pPr>
+            <w:r>
+              <w:rPr>
+                <w:rFonts w:ascii="Times New Roman" w:hAnsi="Times New Roman"/>
+                <w:sz w:val="17"/>
+              </w:rPr>
+              <w:t>0.0</w:t>
+            </w:r>
+          </w:p>
+        </w:tc>
+        <w:tc>
+          <w:tcPr>
+            <w:tcW w:type="dxa" w:w="1152"/>
+            <w:shd w:fill="F2F5F9"/>
+            <w:tcMar>
+              <w:top w:w="60" w:type="dxa"/>
+              <w:bottom w:w="60" w:type="dxa"/>
+              <w:left w:w="80" w:type="dxa"/>
+              <w:right w:w="80" w:type="dxa"/>
+            </w:tcMar>
+          </w:tcPr>
+          <w:p>
+            <w:pPr>
+              <w:jc w:val="right"/>
+            </w:pPr>
+            <w:r>
+              <w:rPr>
+                <w:rFonts w:ascii="Times New Roman" w:hAnsi="Times New Roman"/>
+                <w:sz w:val="17"/>
+              </w:rPr>
+              <w:t>0.0</w:t>
+            </w:r>
+          </w:p>
+        </w:tc>
+        <w:tc>
+          <w:tcPr>
+            <w:tcW w:type="dxa" w:w="1152"/>
+            <w:shd w:fill="F2F5F9"/>
+            <w:tcMar>
+              <w:top w:w="60" w:type="dxa"/>
+              <w:bottom w:w="60" w:type="dxa"/>
+              <w:left w:w="80" w:type="dxa"/>
+              <w:right w:w="80" w:type="dxa"/>
+            </w:tcMar>
+          </w:tcPr>
+          <w:p>
+            <w:pPr>
+              <w:jc w:val="right"/>
+            </w:pPr>
+            <w:r>
+              <w:rPr>
+                <w:rFonts w:ascii="Times New Roman" w:hAnsi="Times New Roman"/>
+                <w:sz w:val="17"/>
+              </w:rPr>
+              <w:t>304.3</w:t>
+            </w:r>
+          </w:p>
+        </w:tc>
+        <w:tc>
+          <w:tcPr>
+            <w:tcW w:type="dxa" w:w="1296"/>
+            <w:shd w:fill="F2F5F9"/>
+            <w:tcMar>
+              <w:top w:w="60" w:type="dxa"/>
+              <w:bottom w:w="60" w:type="dxa"/>
+              <w:left w:w="80" w:type="dxa"/>
+              <w:right w:w="80" w:type="dxa"/>
+            </w:tcMar>
+          </w:tcPr>
+          <w:p>
+            <w:pPr>
+              <w:jc w:val="right"/>
+            </w:pPr>
+            <w:r>
+              <w:rPr>
+                <w:rFonts w:ascii="Times New Roman" w:hAnsi="Times New Roman"/>
+                <w:sz w:val="17"/>
+              </w:rPr>
+              <w:t>3597.2</w:t>
+            </w:r>
+          </w:p>
+        </w:tc>
+        <w:tc>
+          <w:tcPr>
+            <w:tcW w:type="dxa" w:w="1296"/>
+            <w:shd w:fill="F2F5F9"/>
+            <w:tcMar>
+              <w:top w:w="60" w:type="dxa"/>
+              <w:bottom w:w="60" w:type="dxa"/>
+              <w:left w:w="80" w:type="dxa"/>
+              <w:right w:w="80" w:type="dxa"/>
+            </w:tcMar>
+          </w:tcPr>
+          <w:p>
+            <w:pPr>
+              <w:jc w:val="right"/>
+            </w:pPr>
+            <w:r>
+              <w:rPr>
+                <w:rFonts w:ascii="Times New Roman" w:hAnsi="Times New Roman"/>
+                <w:sz w:val="17"/>
+              </w:rPr>
+              <w:t>0.0</w:t>
+            </w:r>
+          </w:p>
+        </w:tc>
+      </w:tr>
+      <w:tr>
+        <w:tc>
+          <w:tcPr>
+            <w:tcW w:type="dxa" w:w="3024"/>
+            <w:shd w:fill="FFFFFF"/>
+            <w:tcMar>
+              <w:top w:w="60" w:type="dxa"/>
+              <w:bottom w:w="60" w:type="dxa"/>
+              <w:left w:w="80" w:type="dxa"/>
+              <w:right w:w="80" w:type="dxa"/>
+            </w:tcMar>
+          </w:tcPr>
+          <w:p>
+            <w:pPr>
+              <w:jc w:val="left"/>
+            </w:pPr>
+            <w:r>
+              <w:rPr>
+                <w:rFonts w:ascii="Times New Roman" w:hAnsi="Times New Roman"/>
+                <w:sz w:val="17"/>
+              </w:rPr>
+              <w:t>WS dọc Vtk</w:t>
+            </w:r>
+          </w:p>
+        </w:tc>
+        <w:tc>
+          <w:tcPr>
+            <w:tcW w:type="dxa" w:w="1296"/>
+            <w:shd w:fill="FFFFFF"/>
+            <w:tcMar>
+              <w:top w:w="60" w:type="dxa"/>
+              <w:bottom w:w="60" w:type="dxa"/>
+              <w:left w:w="80" w:type="dxa"/>
+              <w:right w:w="80" w:type="dxa"/>
+            </w:tcMar>
+          </w:tcPr>
+          <w:p>
+            <w:pPr>
+              <w:jc w:val="right"/>
+            </w:pPr>
+            <w:r>
+              <w:rPr>
+                <w:rFonts w:ascii="Times New Roman" w:hAnsi="Times New Roman"/>
+                <w:sz w:val="17"/>
+              </w:rPr>
+              <w:t>WS_doc_des</w:t>
+            </w:r>
+          </w:p>
+        </w:tc>
+        <w:tc>
+          <w:tcPr>
+            <w:tcW w:type="dxa" w:w="1296"/>
+            <w:shd w:fill="FFFFFF"/>
+            <w:tcMar>
+              <w:top w:w="60" w:type="dxa"/>
+              <w:bottom w:w="60" w:type="dxa"/>
+              <w:left w:w="80" w:type="dxa"/>
+              <w:right w:w="80" w:type="dxa"/>
+            </w:tcMar>
+          </w:tcPr>
+          <w:p>
+            <w:pPr>
+              <w:jc w:val="right"/>
+            </w:pPr>
+            <w:r>
+              <w:rPr>
+                <w:rFonts w:ascii="Times New Roman" w:hAnsi="Times New Roman"/>
+                <w:sz w:val="17"/>
+              </w:rPr>
+              <w:t>0.0</w:t>
+            </w:r>
+          </w:p>
+        </w:tc>
+        <w:tc>
+          <w:tcPr>
+            <w:tcW w:type="dxa" w:w="1152"/>
+            <w:shd w:fill="FFFFFF"/>
+            <w:tcMar>
+              <w:top w:w="60" w:type="dxa"/>
+              <w:bottom w:w="60" w:type="dxa"/>
+              <w:left w:w="80" w:type="dxa"/>
+              <w:right w:w="80" w:type="dxa"/>
+            </w:tcMar>
+          </w:tcPr>
+          <w:p>
+            <w:pPr>
+              <w:jc w:val="right"/>
+            </w:pPr>
+            <w:r>
+              <w:rPr>
+                <w:rFonts w:ascii="Times New Roman" w:hAnsi="Times New Roman"/>
+                <w:sz w:val="17"/>
+              </w:rPr>
+              <w:t>56.2</w:t>
+            </w:r>
+          </w:p>
+        </w:tc>
+        <w:tc>
+          <w:tcPr>
+            <w:tcW w:type="dxa" w:w="1152"/>
+            <w:shd w:fill="FFFFFF"/>
+            <w:tcMar>
+              <w:top w:w="60" w:type="dxa"/>
+              <w:bottom w:w="60" w:type="dxa"/>
+              <w:left w:w="80" w:type="dxa"/>
+              <w:right w:w="80" w:type="dxa"/>
+            </w:tcMar>
+          </w:tcPr>
+          <w:p>
+            <w:pPr>
+              <w:jc w:val="right"/>
+            </w:pPr>
+            <w:r>
+              <w:rPr>
+                <w:rFonts w:ascii="Times New Roman" w:hAnsi="Times New Roman"/>
+                <w:sz w:val="17"/>
+              </w:rPr>
+              <w:t>0.0</w:t>
+            </w:r>
+          </w:p>
+        </w:tc>
+        <w:tc>
+          <w:tcPr>
+            <w:tcW w:type="dxa" w:w="1296"/>
+            <w:shd w:fill="FFFFFF"/>
+            <w:tcMar>
+              <w:top w:w="60" w:type="dxa"/>
+              <w:bottom w:w="60" w:type="dxa"/>
+              <w:left w:w="80" w:type="dxa"/>
+              <w:right w:w="80" w:type="dxa"/>
+            </w:tcMar>
+          </w:tcPr>
+          <w:p>
+            <w:pPr>
+              <w:jc w:val="right"/>
+            </w:pPr>
+            <w:r>
+              <w:rPr>
+                <w:rFonts w:ascii="Times New Roman" w:hAnsi="Times New Roman"/>
+                <w:sz w:val="17"/>
+              </w:rPr>
+              <w:t>0.0</w:t>
+            </w:r>
+          </w:p>
+        </w:tc>
+        <w:tc>
+          <w:tcPr>
+            <w:tcW w:type="dxa" w:w="1296"/>
+            <w:shd w:fill="FFFFFF"/>
+            <w:tcMar>
+              <w:top w:w="60" w:type="dxa"/>
+              <w:bottom w:w="60" w:type="dxa"/>
+              <w:left w:w="80" w:type="dxa"/>
+              <w:right w:w="80" w:type="dxa"/>
+            </w:tcMar>
+          </w:tcPr>
+          <w:p>
+            <w:pPr>
+              <w:jc w:val="right"/>
+            </w:pPr>
+            <w:r>
+              <w:rPr>
+                <w:rFonts w:ascii="Times New Roman" w:hAnsi="Times New Roman"/>
+                <w:sz w:val="17"/>
+              </w:rPr>
+              <w:t>776.4</w:t>
+            </w:r>
+          </w:p>
+        </w:tc>
+      </w:tr>
+      <w:tr>
+        <w:tc>
+          <w:tcPr>
+            <w:tcW w:type="dxa" w:w="3024"/>
+            <w:shd w:fill="F2F5F9"/>
+            <w:tcMar>
+              <w:top w:w="60" w:type="dxa"/>
+              <w:bottom w:w="60" w:type="dxa"/>
+              <w:left w:w="80" w:type="dxa"/>
+              <w:right w:w="80" w:type="dxa"/>
+            </w:tcMar>
+          </w:tcPr>
+          <w:p>
+            <w:pPr>
+              <w:jc w:val="left"/>
+            </w:pPr>
+            <w:r>
+              <w:rPr>
+                <w:rFonts w:ascii="Times New Roman" w:hAnsi="Times New Roman"/>
+                <w:sz w:val="17"/>
+              </w:rPr>
+              <w:t>WS ngang 25m/s</w:t>
+            </w:r>
+          </w:p>
+        </w:tc>
+        <w:tc>
+          <w:tcPr>
+            <w:tcW w:type="dxa" w:w="1296"/>
+            <w:shd w:fill="F2F5F9"/>
+            <w:tcMar>
+              <w:top w:w="60" w:type="dxa"/>
+              <w:bottom w:w="60" w:type="dxa"/>
+              <w:left w:w="80" w:type="dxa"/>
+              <w:right w:w="80" w:type="dxa"/>
+            </w:tcMar>
+          </w:tcPr>
+          <w:p>
+            <w:pPr>
+              <w:jc w:val="right"/>
+            </w:pPr>
+            <w:r>
+              <w:rPr>
+                <w:rFonts w:ascii="Times New Roman" w:hAnsi="Times New Roman"/>
+                <w:sz w:val="17"/>
+              </w:rPr>
+              <w:t>WS_ngang_25</w:t>
+            </w:r>
+          </w:p>
+        </w:tc>
+        <w:tc>
+          <w:tcPr>
+            <w:tcW w:type="dxa" w:w="1296"/>
+            <w:shd w:fill="F2F5F9"/>
+            <w:tcMar>
+              <w:top w:w="60" w:type="dxa"/>
+              <w:bottom w:w="60" w:type="dxa"/>
+              <w:left w:w="80" w:type="dxa"/>
+              <w:right w:w="80" w:type="dxa"/>
+            </w:tcMar>
+          </w:tcPr>
+          <w:p>
+            <w:pPr>
+              <w:jc w:val="right"/>
+            </w:pPr>
+            <w:r>
+              <w:rPr>
+                <w:rFonts w:ascii="Times New Roman" w:hAnsi="Times New Roman"/>
+                <w:sz w:val="17"/>
+              </w:rPr>
+              <w:t>0.0</w:t>
+            </w:r>
+          </w:p>
+        </w:tc>
+        <w:tc>
+          <w:tcPr>
+            <w:tcW w:type="dxa" w:w="1152"/>
+            <w:shd w:fill="F2F5F9"/>
+            <w:tcMar>
+              <w:top w:w="60" w:type="dxa"/>
+              <w:bottom w:w="60" w:type="dxa"/>
+              <w:left w:w="80" w:type="dxa"/>
+              <w:right w:w="80" w:type="dxa"/>
+            </w:tcMar>
+          </w:tcPr>
+          <w:p>
+            <w:pPr>
+              <w:jc w:val="right"/>
+            </w:pPr>
+            <w:r>
+              <w:rPr>
+                <w:rFonts w:ascii="Times New Roman" w:hAnsi="Times New Roman"/>
+                <w:sz w:val="17"/>
+              </w:rPr>
+              <w:t>0.0</w:t>
+            </w:r>
+          </w:p>
+        </w:tc>
+        <w:tc>
+          <w:tcPr>
+            <w:tcW w:type="dxa" w:w="1152"/>
+            <w:shd w:fill="F2F5F9"/>
+            <w:tcMar>
+              <w:top w:w="60" w:type="dxa"/>
+              <w:bottom w:w="60" w:type="dxa"/>
+              <w:left w:w="80" w:type="dxa"/>
+              <w:right w:w="80" w:type="dxa"/>
+            </w:tcMar>
+          </w:tcPr>
+          <w:p>
+            <w:pPr>
+              <w:jc w:val="right"/>
+            </w:pPr>
+            <w:r>
+              <w:rPr>
+                <w:rFonts w:ascii="Times New Roman" w:hAnsi="Times New Roman"/>
+                <w:sz w:val="17"/>
+              </w:rPr>
+              <w:t>75.5</w:t>
+            </w:r>
+          </w:p>
+        </w:tc>
+        <w:tc>
+          <w:tcPr>
+            <w:tcW w:type="dxa" w:w="1296"/>
+            <w:shd w:fill="F2F5F9"/>
+            <w:tcMar>
+              <w:top w:w="60" w:type="dxa"/>
+              <w:bottom w:w="60" w:type="dxa"/>
+              <w:left w:w="80" w:type="dxa"/>
+              <w:right w:w="80" w:type="dxa"/>
+            </w:tcMar>
+          </w:tcPr>
+          <w:p>
+            <w:pPr>
+              <w:jc w:val="right"/>
+            </w:pPr>
+            <w:r>
+              <w:rPr>
+                <w:rFonts w:ascii="Times New Roman" w:hAnsi="Times New Roman"/>
+                <w:sz w:val="17"/>
+              </w:rPr>
+              <w:t>893.0</w:t>
+            </w:r>
+          </w:p>
+        </w:tc>
+        <w:tc>
+          <w:tcPr>
+            <w:tcW w:type="dxa" w:w="1296"/>
+            <w:shd w:fill="F2F5F9"/>
+            <w:tcMar>
+              <w:top w:w="60" w:type="dxa"/>
+              <w:bottom w:w="60" w:type="dxa"/>
+              <w:left w:w="80" w:type="dxa"/>
+              <w:right w:w="80" w:type="dxa"/>
+            </w:tcMar>
+          </w:tcPr>
+          <w:p>
+            <w:pPr>
+              <w:jc w:val="right"/>
+            </w:pPr>
+            <w:r>
+              <w:rPr>
+                <w:rFonts w:ascii="Times New Roman" w:hAnsi="Times New Roman"/>
+                <w:sz w:val="17"/>
+              </w:rPr>
+              <w:t>0.0</w:t>
+            </w:r>
+          </w:p>
+        </w:tc>
+      </w:tr>
+    </w:tbl>
+    <w:p/>
+    <w:p>
+      <w:pPr>
+        <w:pStyle w:val="Heading1"/>
+      </w:pPr>
+      <w:r>
+        <w:rPr>
+          <w:color w:val="1F4E79"/>
+        </w:rPr>
+        <w:t>CHƯƠNG 5. KẾT LUẬN VÀ KIẾN NGHỊ</w:t>
       </w:r>
     </w:p>
     <w:p>
@@ -2834,7 +5059,7 @@
           <w:b/>
           <w:color w:val="C80000"/>
         </w:rPr>
-        <w:t>KẾT LUẬN: Một số chỉ tiêu kiểm toán trụ cầu chưa đạt. Đề nghị kỹ sư rà soát các mục cảnh báo để điều chỉnh.</w:t>
+        <w:t>KẾT LUẬN: Một số chỉ tiêu kiểm toán chưa thỏa mãn điều kiện theo TCVN 11823:2017. Đề nghị kỹ sư điều chỉnh kích thước hoặc tăng cường cốt thép.</w:t>
       </w:r>
     </w:p>
     <w:sectPr>
